--- a/model 3 logic.docx
+++ b/model 3 logic.docx
@@ -616,82 +616,97 @@
     </w:p>
     <w:p/>
     <w:p>
-      <w:proofErr w:type="spellStart"/>
-      <w:r>
-        <w:t>i</w:t>
-      </w:r>
-      <w:proofErr w:type="spellEnd"/>
-      <w:r>
-        <w:t xml:space="preserve"> found 2 dataset one is from 1968-2017 the other one 2004-2026 , </w:t>
-      </w:r>
-      <w:proofErr w:type="spellStart"/>
-      <w:r>
-        <w:t>i</w:t>
-      </w:r>
-      <w:proofErr w:type="spellEnd"/>
-      <w:r>
-        <w:t xml:space="preserve"> have cleaned it to 2017- 2026, now remember we have to make </w:t>
-      </w:r>
-      <w:proofErr w:type="spellStart"/>
-      <w:r>
-        <w:t>a</w:t>
-      </w:r>
-      <w:proofErr w:type="spellEnd"/>
-      <w:r>
-        <w:t xml:space="preserve"> agent to cleans both files </w:t>
-      </w:r>
-      <w:proofErr w:type="spellStart"/>
-      <w:r>
-        <w:t>insingle</w:t>
-      </w:r>
-      <w:proofErr w:type="spellEnd"/>
-      <w:r>
-        <w:t xml:space="preserve"> agent merges daily data from 1968- 2026, now , </w:t>
-      </w:r>
-      <w:proofErr w:type="spellStart"/>
-      <w:r>
-        <w:t>i</w:t>
-      </w:r>
-      <w:proofErr w:type="spellEnd"/>
-      <w:r>
-        <w:t xml:space="preserve"> have named them </w:t>
-      </w:r>
-      <w:proofErr w:type="spellStart"/>
-      <w:r>
-        <w:t>lmba</w:t>
-      </w:r>
-      <w:proofErr w:type="spellEnd"/>
-      <w:r>
-        <w:t xml:space="preserve"> 2 files and placed them here and here is the screenshot of how it looks in 1968-2017 csv, now first column is date and </w:t>
-      </w:r>
-      <w:proofErr w:type="spellStart"/>
-      <w:r>
-        <w:t>secind</w:t>
-      </w:r>
-      <w:proofErr w:type="spellEnd"/>
-      <w:r>
-        <w:t xml:space="preserve"> is </w:t>
-      </w:r>
-      <w:proofErr w:type="spellStart"/>
-      <w:r>
-        <w:t>usd</w:t>
-      </w:r>
-      <w:proofErr w:type="spellEnd"/>
-      <w:r>
-        <w:t xml:space="preserve"> price we need , for 2018-2026 csv , use the date and high value, the logic should be if there is any missing date in both of the csv , the agent should fill the gold price of previous date ,if two </w:t>
-      </w:r>
-      <w:r>
-        <w:t>continuous</w:t>
-      </w:r>
-      <w:r>
-        <w:t xml:space="preserve"> dates are missing then fill both of them with previous date</w:t>
-      </w:r>
+      <w:r>
+        <w:t xml:space="preserve">2018- </w:t>
+      </w:r>
+      <w:hyperlink r:id="rId5" w:history="1">
+        <w:r>
+          <w:rPr>
+            <w:rStyle w:val="Hyperlink"/>
+          </w:rPr>
+          <w:t>https://www.investing.com/commodities/gold</w:t>
+        </w:r>
+      </w:hyperlink>
     </w:p>
     <w:p/>
     <w:p/>
     <w:p>
       <w:proofErr w:type="spellStart"/>
       <w:r>
+        <w:t>i</w:t>
+      </w:r>
+      <w:proofErr w:type="spellEnd"/>
+      <w:r>
+        <w:t xml:space="preserve"> found 2 dataset one is from 1968-2017 the other one 2004-2026 , </w:t>
+      </w:r>
+      <w:proofErr w:type="spellStart"/>
+      <w:r>
+        <w:t>i</w:t>
+      </w:r>
+      <w:proofErr w:type="spellEnd"/>
+      <w:r>
+        <w:t xml:space="preserve"> have cleaned it to 2017- 2026, now remember we have to make </w:t>
+      </w:r>
+      <w:proofErr w:type="spellStart"/>
+      <w:r>
+        <w:t>a</w:t>
+      </w:r>
+      <w:proofErr w:type="spellEnd"/>
+      <w:r>
+        <w:t xml:space="preserve"> agent to cleans both files </w:t>
+      </w:r>
+      <w:proofErr w:type="spellStart"/>
+      <w:r>
+        <w:t>insingle</w:t>
+      </w:r>
+      <w:proofErr w:type="spellEnd"/>
+      <w:r>
+        <w:t xml:space="preserve"> agent merges daily data from 1968- 2026, now , </w:t>
+      </w:r>
+      <w:proofErr w:type="spellStart"/>
+      <w:r>
+        <w:t>i</w:t>
+      </w:r>
+      <w:proofErr w:type="spellEnd"/>
+      <w:r>
+        <w:t xml:space="preserve"> have named them </w:t>
+      </w:r>
+      <w:proofErr w:type="spellStart"/>
+      <w:r>
+        <w:t>lmba</w:t>
+      </w:r>
+      <w:proofErr w:type="spellEnd"/>
+      <w:r>
+        <w:t xml:space="preserve"> 2 files and placed them here and here is the screenshot of how it looks in 1968-2017 csv, now first column is date and </w:t>
+      </w:r>
+      <w:proofErr w:type="spellStart"/>
+      <w:r>
+        <w:t>secind</w:t>
+      </w:r>
+      <w:proofErr w:type="spellEnd"/>
+      <w:r>
+        <w:t xml:space="preserve"> is </w:t>
+      </w:r>
+      <w:proofErr w:type="spellStart"/>
+      <w:r>
+        <w:t>usd</w:t>
+      </w:r>
+      <w:proofErr w:type="spellEnd"/>
+      <w:r>
+        <w:t xml:space="preserve"> price we need , for 2018-2026 csv , use the date and high value, the logic should be if there is any missing date in both of the csv , the agent should fill the gold price of previous date ,if two </w:t>
+      </w:r>
+      <w:r>
+        <w:t>continuous</w:t>
+      </w:r>
+      <w:r>
+        <w:t xml:space="preserve"> dates are missing then fill both of them with previous date</w:t>
+      </w:r>
+    </w:p>
+    <w:p/>
+    <w:p/>
+    <w:p>
+      <w:proofErr w:type="spellStart"/>
+      <w:r>
         <w:t>localagent</w:t>
       </w:r>
       <w:proofErr w:type="spellEnd"/>
@@ -723,7 +738,7 @@
       </w:r>
     </w:p>
     <w:p>
-      <w:hyperlink r:id="rId5" w:history="1">
+      <w:hyperlink r:id="rId6" w:history="1">
         <w:r>
           <w:rPr>
             <w:rStyle w:val="Hyperlink"/>
@@ -744,7 +759,7 @@
       </w:r>
     </w:p>
     <w:p>
-      <w:hyperlink r:id="rId6" w:history="1">
+      <w:hyperlink r:id="rId7" w:history="1">
         <w:r>
           <w:rPr>
             <w:rStyle w:val="Hyperlink"/>
@@ -768,6 +783,7 @@
     <w:p/>
     <w:p>
       <w:r>
+        <w:lastRenderedPageBreak/>
         <w:t xml:space="preserve">I have read and internalized your rules. I am ready to begin the </w:t>
       </w:r>
       <w:r>
@@ -807,7 +823,6 @@
           <w:b/>
           <w:bCs/>
         </w:rPr>
-        <w:lastRenderedPageBreak/>
         <w:t>1. The Workflow:</w:t>
       </w:r>
     </w:p>
@@ -1122,6 +1137,1684 @@
         <w:t>analuse</w:t>
       </w:r>
       <w:proofErr w:type="spellEnd"/>
+    </w:p>
+    <w:p/>
+    <w:p/>
+    <w:p>
+      <w:r>
+        <w:t xml:space="preserve">only clean code and don't truncate code </w:t>
+      </w:r>
+      <w:proofErr w:type="spellStart"/>
+      <w:r>
+        <w:t>lenght</w:t>
+      </w:r>
+      <w:proofErr w:type="spellEnd"/>
+    </w:p>
+    <w:p/>
+    <w:p>
+      <w:pPr>
+        <w:rPr>
+          <w:b/>
+          <w:bCs/>
+        </w:rPr>
+      </w:pPr>
+      <w:r>
+        <w:rPr>
+          <w:b/>
+          <w:bCs/>
+        </w:rPr>
+        <w:t>1. Core System Migration (Frequency Shift)</w:t>
+      </w:r>
+    </w:p>
+    <w:p>
+      <w:pPr>
+        <w:numPr>
+          <w:ilvl w:val="0"/>
+          <w:numId w:val="5"/>
+        </w:numPr>
+      </w:pPr>
+      <w:r>
+        <w:rPr>
+          <w:b/>
+          <w:bCs/>
+        </w:rPr>
+        <w:t>Temporal Resolution</w:t>
+      </w:r>
+      <w:r>
+        <w:t xml:space="preserve">: Transitioned the entire ecosystem from </w:t>
+      </w:r>
+      <w:r>
+        <w:rPr>
+          <w:b/>
+          <w:bCs/>
+        </w:rPr>
+        <w:t>Month-End (1978–2025)</w:t>
+      </w:r>
+      <w:r>
+        <w:t xml:space="preserve"> to a high-fidelity </w:t>
+      </w:r>
+      <w:r>
+        <w:rPr>
+          <w:b/>
+          <w:bCs/>
+        </w:rPr>
+        <w:t>Daily Resolution (1968–2026)</w:t>
+      </w:r>
+      <w:r>
+        <w:t>.</w:t>
+      </w:r>
+    </w:p>
+    <w:p>
+      <w:pPr>
+        <w:numPr>
+          <w:ilvl w:val="0"/>
+          <w:numId w:val="5"/>
+        </w:numPr>
+      </w:pPr>
+      <w:r>
+        <w:rPr>
+          <w:b/>
+          <w:bCs/>
+        </w:rPr>
+        <w:t>Continuous Timeline</w:t>
+      </w:r>
+      <w:r>
+        <w:t xml:space="preserve">: Implemented </w:t>
+      </w:r>
+      <w:r>
+        <w:rPr>
+          <w:b/>
+          <w:bCs/>
+        </w:rPr>
+        <w:t>Recursive Forward-Fill (RFF)</w:t>
+      </w:r>
+      <w:r>
+        <w:t xml:space="preserve"> logic to ensure a gapless 365-day neural training continuum by carrying over the last known price/value for missing dates (weekends/holidays).</w:t>
+      </w:r>
+    </w:p>
+    <w:p>
+      <w:pPr>
+        <w:numPr>
+          <w:ilvl w:val="0"/>
+          <w:numId w:val="5"/>
+        </w:numPr>
+      </w:pPr>
+      <w:r>
+        <w:rPr>
+          <w:b/>
+          <w:bCs/>
+        </w:rPr>
+        <w:t>Infrastructure Strategy</w:t>
+      </w:r>
+      <w:r>
+        <w:t xml:space="preserve">: Established a </w:t>
+      </w:r>
+      <w:r>
+        <w:rPr>
+          <w:b/>
+          <w:bCs/>
+        </w:rPr>
+        <w:t>"Production-Grade Monolith"</w:t>
+      </w:r>
+      <w:r>
+        <w:t xml:space="preserve"> where Python training occurs externally (Kaggle/Local) to generate static "Brain" files for the Next.js frontend, ensuring zero server-side heavy lifting on </w:t>
+      </w:r>
+      <w:proofErr w:type="spellStart"/>
+      <w:r>
+        <w:t>Vercel</w:t>
+      </w:r>
+      <w:proofErr w:type="spellEnd"/>
+      <w:r>
+        <w:t>.</w:t>
+      </w:r>
+    </w:p>
+    <w:p>
+      <w:r>
+        <w:pict w14:anchorId="0DA50F76">
+          <v:rect id="_x0000_i1043" style="width:0;height:1.5pt" o:hralign="center" o:hrstd="t" o:hr="t" fillcolor="#a0a0a0" stroked="f"/>
+        </w:pict>
+      </w:r>
+    </w:p>
+    <w:p>
+      <w:pPr>
+        <w:rPr>
+          <w:b/>
+          <w:bCs/>
+        </w:rPr>
+      </w:pPr>
+      <w:r>
+        <w:rPr>
+          <w:b/>
+          <w:bCs/>
+        </w:rPr>
+        <w:t>2. Orchestration &amp; Agent Synchronization</w:t>
+      </w:r>
+    </w:p>
+    <w:p>
+      <w:pPr>
+        <w:numPr>
+          <w:ilvl w:val="0"/>
+          <w:numId w:val="6"/>
+        </w:numPr>
+      </w:pPr>
+      <w:r>
+        <w:rPr>
+          <w:b/>
+          <w:bCs/>
+        </w:rPr>
+        <w:t>Gold Target Agent</w:t>
+      </w:r>
+      <w:r>
+        <w:t>:</w:t>
+      </w:r>
+    </w:p>
+    <w:p>
+      <w:pPr>
+        <w:numPr>
+          <w:ilvl w:val="1"/>
+          <w:numId w:val="6"/>
+        </w:numPr>
+      </w:pPr>
+      <w:r>
+        <w:t>Merged dual-stream CSVs (Legacy 1968–2017 and Modern 2018–2026).</w:t>
+      </w:r>
+    </w:p>
+    <w:p>
+      <w:pPr>
+        <w:numPr>
+          <w:ilvl w:val="1"/>
+          <w:numId w:val="6"/>
+        </w:numPr>
+      </w:pPr>
+      <w:r>
+        <w:t xml:space="preserve">Corrected column mapping for the new 2026 dataset to capture </w:t>
+      </w:r>
+      <w:r>
+        <w:rPr>
+          <w:b/>
+          <w:bCs/>
+        </w:rPr>
+        <w:t>Column A (Date)</w:t>
+      </w:r>
+      <w:r>
+        <w:t xml:space="preserve"> and </w:t>
+      </w:r>
+      <w:r>
+        <w:rPr>
+          <w:b/>
+          <w:bCs/>
+        </w:rPr>
+        <w:t>Column D (High value)</w:t>
+      </w:r>
+      <w:r>
+        <w:t>.</w:t>
+      </w:r>
+    </w:p>
+    <w:p>
+      <w:pPr>
+        <w:numPr>
+          <w:ilvl w:val="1"/>
+          <w:numId w:val="6"/>
+        </w:numPr>
+      </w:pPr>
+      <w:r>
+        <w:t xml:space="preserve">Fixed "Value = 4" parsing errors by implementing string sanitization (comma removal) and </w:t>
+      </w:r>
+      <w:proofErr w:type="spellStart"/>
+      <w:r>
+        <w:t>dynamicTyping</w:t>
+      </w:r>
+      <w:proofErr w:type="spellEnd"/>
+      <w:r>
+        <w:t xml:space="preserve"> for high-precision decimal values.</w:t>
+      </w:r>
+    </w:p>
+    <w:p>
+      <w:pPr>
+        <w:numPr>
+          <w:ilvl w:val="0"/>
+          <w:numId w:val="6"/>
+        </w:numPr>
+      </w:pPr>
+      <w:r>
+        <w:rPr>
+          <w:b/>
+          <w:bCs/>
+        </w:rPr>
+        <w:t>Local Positioning Agent</w:t>
+      </w:r>
+      <w:r>
+        <w:t>:</w:t>
+      </w:r>
+    </w:p>
+    <w:p>
+      <w:pPr>
+        <w:numPr>
+          <w:ilvl w:val="1"/>
+          <w:numId w:val="6"/>
+        </w:numPr>
+      </w:pPr>
+      <w:r>
+        <w:t xml:space="preserve">Aligned </w:t>
+      </w:r>
+      <w:r>
+        <w:rPr>
+          <w:b/>
+          <w:bCs/>
+        </w:rPr>
+        <w:t>GLD ETF Tonnage</w:t>
+      </w:r>
+      <w:r>
+        <w:t xml:space="preserve"> to match the new Column D "High" mapping.</w:t>
+      </w:r>
+    </w:p>
+    <w:p>
+      <w:pPr>
+        <w:numPr>
+          <w:ilvl w:val="1"/>
+          <w:numId w:val="6"/>
+        </w:numPr>
+      </w:pPr>
+      <w:r>
+        <w:t xml:space="preserve">Implemented </w:t>
+      </w:r>
+      <w:r>
+        <w:rPr>
+          <w:b/>
+          <w:bCs/>
+        </w:rPr>
+        <w:t>Step-Function Expansion</w:t>
+      </w:r>
+      <w:r>
+        <w:t xml:space="preserve"> for monthly indices (EPU and GPR), spreading monthly values across all corresponding daily nodes to maintain matrix continuity.</w:t>
+      </w:r>
+    </w:p>
+    <w:p>
+      <w:pPr>
+        <w:numPr>
+          <w:ilvl w:val="0"/>
+          <w:numId w:val="6"/>
+        </w:numPr>
+      </w:pPr>
+      <w:r>
+        <w:rPr>
+          <w:b/>
+          <w:bCs/>
+        </w:rPr>
+        <w:t>Intelligence Engine</w:t>
+      </w:r>
+      <w:r>
+        <w:t>: Optimized the "Zipper" logic to synchronize all 21 macro-economic factors with the corrected 2026 temporal index.</w:t>
+      </w:r>
+    </w:p>
+    <w:p>
+      <w:r>
+        <w:pict w14:anchorId="104EC829">
+          <v:rect id="_x0000_i1044" style="width:0;height:1.5pt" o:hralign="center" o:hrstd="t" o:hr="t" fillcolor="#a0a0a0" stroked="f"/>
+        </w:pict>
+      </w:r>
+    </w:p>
+    <w:p>
+      <w:pPr>
+        <w:rPr>
+          <w:b/>
+          <w:bCs/>
+        </w:rPr>
+      </w:pPr>
+      <w:r>
+        <w:rPr>
+          <w:b/>
+          <w:bCs/>
+        </w:rPr>
+        <w:lastRenderedPageBreak/>
+        <w:t>3. UI/UX: Institutional Matrix Table</w:t>
+      </w:r>
+    </w:p>
+    <w:p>
+      <w:pPr>
+        <w:numPr>
+          <w:ilvl w:val="0"/>
+          <w:numId w:val="7"/>
+        </w:numPr>
+      </w:pPr>
+      <w:r>
+        <w:rPr>
+          <w:b/>
+          <w:bCs/>
+        </w:rPr>
+        <w:t>Zero-Buffer Scaling</w:t>
+      </w:r>
+      <w:r>
+        <w:t xml:space="preserve">: Implemented the </w:t>
+      </w:r>
+      <w:r>
+        <w:rPr>
+          <w:b/>
+          <w:bCs/>
+        </w:rPr>
+        <w:t>"Small Rectangle"</w:t>
+      </w:r>
+      <w:r>
+        <w:t xml:space="preserve"> architecture, stripping all horizontal padding and using w-</w:t>
+      </w:r>
+      <w:proofErr w:type="spellStart"/>
+      <w:r>
+        <w:t>px</w:t>
+      </w:r>
+      <w:proofErr w:type="spellEnd"/>
+      <w:r>
+        <w:t xml:space="preserve"> constraints to snap cell widths exactly to the digit boundaries.</w:t>
+      </w:r>
+    </w:p>
+    <w:p>
+      <w:pPr>
+        <w:numPr>
+          <w:ilvl w:val="0"/>
+          <w:numId w:val="7"/>
+        </w:numPr>
+      </w:pPr>
+      <w:r>
+        <w:rPr>
+          <w:b/>
+          <w:bCs/>
+        </w:rPr>
+        <w:t>High-Density Rendering</w:t>
+      </w:r>
+      <w:r>
+        <w:t xml:space="preserve">: Compressed row heights to allow </w:t>
+      </w:r>
+      <w:r>
+        <w:rPr>
+          <w:b/>
+          <w:bCs/>
+        </w:rPr>
+        <w:t>20–40 daily nodes</w:t>
+      </w:r>
+      <w:r>
+        <w:t xml:space="preserve"> to be visible simultaneously without scrolling.</w:t>
+      </w:r>
+    </w:p>
+    <w:p>
+      <w:pPr>
+        <w:numPr>
+          <w:ilvl w:val="0"/>
+          <w:numId w:val="7"/>
+        </w:numPr>
+      </w:pPr>
+      <w:r>
+        <w:rPr>
+          <w:b/>
+          <w:bCs/>
+        </w:rPr>
+        <w:t>Action Hub Transformation</w:t>
+      </w:r>
+      <w:r>
+        <w:t xml:space="preserve">: Replaced text-heavy buttons with a clean </w:t>
+      </w:r>
+      <w:r>
+        <w:rPr>
+          <w:b/>
+          <w:bCs/>
+        </w:rPr>
+        <w:t>Icon-Only Instrument Cluster</w:t>
+      </w:r>
+      <w:r>
+        <w:t xml:space="preserve"> (</w:t>
+      </w:r>
+      <w:proofErr w:type="spellStart"/>
+      <w:r>
+        <w:t>Lucide</w:t>
+      </w:r>
+      <w:proofErr w:type="spellEnd"/>
+      <w:r>
+        <w:t>-React) to maximize horizontal real estate.</w:t>
+      </w:r>
+    </w:p>
+    <w:p>
+      <w:pPr>
+        <w:numPr>
+          <w:ilvl w:val="0"/>
+          <w:numId w:val="7"/>
+        </w:numPr>
+      </w:pPr>
+      <w:r>
+        <w:rPr>
+          <w:b/>
+          <w:bCs/>
+        </w:rPr>
+        <w:t>Fixed Portal Logic</w:t>
+      </w:r>
+      <w:r>
+        <w:t xml:space="preserve">: Repaired the Header Cell popups with an </w:t>
+      </w:r>
+      <w:r>
+        <w:rPr>
+          <w:b/>
+          <w:bCs/>
+        </w:rPr>
+        <w:t>Overflow Guard</w:t>
+      </w:r>
+      <w:r>
+        <w:t xml:space="preserve"> (max-width and break-words) to prevent descriptive text from spilling out of the container.</w:t>
+      </w:r>
+    </w:p>
+    <w:p>
+      <w:pPr>
+        <w:numPr>
+          <w:ilvl w:val="0"/>
+          <w:numId w:val="7"/>
+        </w:numPr>
+      </w:pPr>
+      <w:r>
+        <w:rPr>
+          <w:b/>
+          <w:bCs/>
+        </w:rPr>
+        <w:t>Hardened Export</w:t>
+      </w:r>
+      <w:r>
+        <w:t xml:space="preserve">: Restored the </w:t>
+      </w:r>
+      <w:proofErr w:type="spellStart"/>
+      <w:r>
+        <w:t>handleExportCSV</w:t>
+      </w:r>
+      <w:proofErr w:type="spellEnd"/>
+      <w:r>
+        <w:t xml:space="preserve"> engine to extract the </w:t>
+      </w:r>
+      <w:r>
+        <w:rPr>
+          <w:b/>
+          <w:bCs/>
+        </w:rPr>
+        <w:t>full 58-year dataset</w:t>
+      </w:r>
+      <w:r>
+        <w:t xml:space="preserve"> for external Python training.</w:t>
+      </w:r>
+    </w:p>
+    <w:p>
+      <w:r>
+        <w:pict w14:anchorId="39617967">
+          <v:rect id="_x0000_i1045" style="width:0;height:1.5pt" o:hralign="center" o:hrstd="t" o:hr="t" fillcolor="#a0a0a0" stroked="f"/>
+        </w:pict>
+      </w:r>
+    </w:p>
+    <w:p>
+      <w:pPr>
+        <w:rPr>
+          <w:b/>
+          <w:bCs/>
+        </w:rPr>
+      </w:pPr>
+      <w:r>
+        <w:rPr>
+          <w:b/>
+          <w:bCs/>
+        </w:rPr>
+        <w:t>4. UI/UX: Factor Registry &amp; HUD</w:t>
+      </w:r>
+    </w:p>
+    <w:p>
+      <w:pPr>
+        <w:numPr>
+          <w:ilvl w:val="0"/>
+          <w:numId w:val="8"/>
+        </w:numPr>
+      </w:pPr>
+      <w:r>
+        <w:rPr>
+          <w:b/>
+          <w:bCs/>
+        </w:rPr>
+        <w:t>Stacked Architecture</w:t>
+      </w:r>
+      <w:r>
+        <w:t xml:space="preserve">: Removed tab-switching logic in favor of a </w:t>
+      </w:r>
+      <w:r>
+        <w:rPr>
+          <w:b/>
+          <w:bCs/>
+        </w:rPr>
+        <w:t>Sequential Stack</w:t>
+      </w:r>
+      <w:r>
+        <w:t xml:space="preserve"> (Table → Registry) to ensure all components remain permanently visible.</w:t>
+      </w:r>
+    </w:p>
+    <w:p>
+      <w:pPr>
+        <w:numPr>
+          <w:ilvl w:val="0"/>
+          <w:numId w:val="8"/>
+        </w:numPr>
+      </w:pPr>
+      <w:r>
+        <w:rPr>
+          <w:b/>
+          <w:bCs/>
+        </w:rPr>
+        <w:t>3-Per-Line Grid</w:t>
+      </w:r>
+      <w:r>
+        <w:t xml:space="preserve">: Locked the Factor Infrastructure cards into a strict 3-column layout for institutional </w:t>
+      </w:r>
+      <w:proofErr w:type="spellStart"/>
+      <w:r>
+        <w:t>scannability</w:t>
+      </w:r>
+      <w:proofErr w:type="spellEnd"/>
+      <w:r>
+        <w:t>.</w:t>
+      </w:r>
+    </w:p>
+    <w:p>
+      <w:pPr>
+        <w:numPr>
+          <w:ilvl w:val="0"/>
+          <w:numId w:val="8"/>
+        </w:numPr>
+      </w:pPr>
+      <w:r>
+        <w:rPr>
+          <w:b/>
+          <w:bCs/>
+        </w:rPr>
+        <w:t>Laboratory Pop-outs</w:t>
+      </w:r>
+      <w:r>
+        <w:t xml:space="preserve">: Added cinematic </w:t>
+      </w:r>
+      <w:r>
+        <w:rPr>
+          <w:b/>
+          <w:bCs/>
+        </w:rPr>
+        <w:t>Scale-Expansion</w:t>
+      </w:r>
+      <w:r>
+        <w:t xml:space="preserve"> on hover. Cards now pop out to reveal deep metadata (Relevance Score, Volatility Profile, and Impact Direction) from the enriched registry.</w:t>
+      </w:r>
+    </w:p>
+    <w:p>
+      <w:pPr>
+        <w:numPr>
+          <w:ilvl w:val="0"/>
+          <w:numId w:val="8"/>
+        </w:numPr>
+      </w:pPr>
+      <w:r>
+        <w:rPr>
+          <w:b/>
+          <w:bCs/>
+        </w:rPr>
+        <w:t>Live Google Sync</w:t>
+      </w:r>
+      <w:r>
+        <w:t xml:space="preserve">: Replaced simulated tickers with a real-time </w:t>
+      </w:r>
+      <w:proofErr w:type="spellStart"/>
+      <w:r>
+        <w:rPr>
+          <w:b/>
+          <w:bCs/>
+        </w:rPr>
+        <w:t>GoldPriceHUD</w:t>
+      </w:r>
+      <w:proofErr w:type="spellEnd"/>
+      <w:r>
+        <w:t xml:space="preserve"> that polls for actual market fluctuations every 5–15 seconds, matching the high-frequency behavior of the previous Model 2</w:t>
+      </w:r>
+    </w:p>
+    <w:p>
+      <w:r>
+        <w:t xml:space="preserve">I have analyzed the </w:t>
+      </w:r>
+      <w:r>
+        <w:rPr>
+          <w:b/>
+          <w:bCs/>
+        </w:rPr>
+        <w:t>Omniscient Neural Nexus (V15.2)</w:t>
+      </w:r>
+      <w:r>
+        <w:t xml:space="preserve"> architecture and the </w:t>
+      </w:r>
+      <w:r>
+        <w:rPr>
+          <w:b/>
+          <w:bCs/>
+        </w:rPr>
+        <w:t>BUSA 720 Master Syllabus</w:t>
+      </w:r>
+      <w:r>
+        <w:t xml:space="preserve"> requirements. By merging your current </w:t>
+      </w:r>
+      <w:r>
+        <w:rPr>
+          <w:b/>
+          <w:bCs/>
+        </w:rPr>
+        <w:t>Model 3 Daily Ledger</w:t>
+      </w:r>
+      <w:r>
+        <w:t xml:space="preserve"> (1968–2026) with the sophisticated Python "Lobe" system from your previous work, we are creating a </w:t>
+      </w:r>
+      <w:r>
+        <w:rPr>
+          <w:b/>
+          <w:bCs/>
+        </w:rPr>
+        <w:t>Recursive Decision-Support System</w:t>
+      </w:r>
+      <w:r>
+        <w:t xml:space="preserve"> that exceeds standard graduate-level expectations.</w:t>
+      </w:r>
+    </w:p>
+    <w:p>
+      <w:r>
+        <w:t xml:space="preserve">I have locked the </w:t>
+      </w:r>
+      <w:r>
+        <w:rPr>
+          <w:b/>
+          <w:bCs/>
+        </w:rPr>
+        <w:t>V15.2 Neural Nexus</w:t>
+      </w:r>
+      <w:r>
+        <w:t xml:space="preserve"> logic (Structural, Narrative, and Temporal lobes) into memory. Here is the comprehensive plan to implement the interactive features and advanced analytics your professor requires.</w:t>
+      </w:r>
+    </w:p>
+    <w:p>
+      <w:r>
+        <w:lastRenderedPageBreak/>
+        <w:pict w14:anchorId="1B274510">
+          <v:rect id="_x0000_i1079" style="width:0;height:1.5pt" o:hralign="center" o:hrstd="t" o:hr="t" fillcolor="#a0a0a0" stroked="f"/>
+        </w:pict>
+      </w:r>
+    </w:p>
+    <w:p>
+      <w:pPr>
+        <w:rPr>
+          <w:b/>
+          <w:bCs/>
+        </w:rPr>
+      </w:pPr>
+      <w:r>
+        <w:rPr>
+          <w:b/>
+          <w:bCs/>
+        </w:rPr>
+        <w:t>1. Advanced Intelligence Integration (The "Brain" Evolution)</w:t>
+      </w:r>
+    </w:p>
+    <w:p>
+      <w:r>
+        <w:t xml:space="preserve">Our current system uses a </w:t>
+      </w:r>
+      <w:r>
+        <w:rPr>
+          <w:b/>
+          <w:bCs/>
+        </w:rPr>
+        <w:t>Stacked Ensemble (</w:t>
+      </w:r>
+      <w:proofErr w:type="spellStart"/>
+      <w:r>
+        <w:rPr>
+          <w:b/>
+          <w:bCs/>
+        </w:rPr>
+        <w:t>XGBoost</w:t>
+      </w:r>
+      <w:proofErr w:type="spellEnd"/>
+      <w:r>
+        <w:rPr>
+          <w:b/>
+          <w:bCs/>
+        </w:rPr>
+        <w:t xml:space="preserve"> + </w:t>
+      </w:r>
+      <w:proofErr w:type="spellStart"/>
+      <w:r>
+        <w:rPr>
+          <w:b/>
+          <w:bCs/>
+        </w:rPr>
+        <w:t>CatBoost</w:t>
+      </w:r>
+      <w:proofErr w:type="spellEnd"/>
+      <w:r>
+        <w:rPr>
+          <w:b/>
+          <w:bCs/>
+        </w:rPr>
+        <w:t xml:space="preserve"> + Ridge)</w:t>
+      </w:r>
+      <w:r>
+        <w:t xml:space="preserve"> for structural price discovery. To meet the </w:t>
+      </w:r>
+      <w:r>
+        <w:rPr>
+          <w:b/>
+          <w:bCs/>
+        </w:rPr>
+        <w:t>BUSA 720</w:t>
+      </w:r>
+      <w:r>
+        <w:t xml:space="preserve"> requirements for "Managerial Decision Modeling," we will expand this logic:</w:t>
+      </w:r>
+    </w:p>
+    <w:p>
+      <w:pPr>
+        <w:numPr>
+          <w:ilvl w:val="0"/>
+          <w:numId w:val="9"/>
+        </w:numPr>
+      </w:pPr>
+      <w:r>
+        <w:rPr>
+          <w:b/>
+          <w:bCs/>
+        </w:rPr>
+        <w:t>Self-Evolving Descriptions (Narrative Lobe)</w:t>
+      </w:r>
+      <w:r>
+        <w:t xml:space="preserve">: We will utilize the </w:t>
+      </w:r>
+      <w:proofErr w:type="spellStart"/>
+      <w:r>
+        <w:t>OmniscientOracleLobe</w:t>
+      </w:r>
+      <w:proofErr w:type="spellEnd"/>
+      <w:r>
+        <w:t xml:space="preserve"> to process real-time news via </w:t>
+      </w:r>
+      <w:proofErr w:type="spellStart"/>
+      <w:r>
+        <w:t>GNews</w:t>
+      </w:r>
+      <w:proofErr w:type="spellEnd"/>
+      <w:r>
+        <w:t xml:space="preserve"> and sentiment analysis via </w:t>
+      </w:r>
+      <w:proofErr w:type="spellStart"/>
+      <w:r>
+        <w:t>FinBERT</w:t>
+      </w:r>
+      <w:proofErr w:type="spellEnd"/>
+      <w:r>
+        <w:t>. This will allow the system to generate human-readable reports on why a forecast changed (e.g., "Safe Haven Bid triggered by geopolitical spike").</w:t>
+      </w:r>
+    </w:p>
+    <w:p>
+      <w:pPr>
+        <w:numPr>
+          <w:ilvl w:val="0"/>
+          <w:numId w:val="9"/>
+        </w:numPr>
+      </w:pPr>
+      <w:r>
+        <w:rPr>
+          <w:b/>
+          <w:bCs/>
+        </w:rPr>
+        <w:t>Temporal Trend Dependencies</w:t>
+      </w:r>
+      <w:r>
+        <w:t xml:space="preserve">: We will use the </w:t>
+      </w:r>
+      <w:r>
+        <w:rPr>
+          <w:b/>
+          <w:bCs/>
+        </w:rPr>
+        <w:t>Wavelet-Denoised Bi-LSTM</w:t>
+      </w:r>
+      <w:r>
+        <w:t xml:space="preserve"> from your temporal_lobe.py to identify hidden patterns in daily data that standard regression might miss.</w:t>
+      </w:r>
+    </w:p>
+    <w:p>
+      <w:pPr>
+        <w:numPr>
+          <w:ilvl w:val="0"/>
+          <w:numId w:val="9"/>
+        </w:numPr>
+      </w:pPr>
+      <w:r>
+        <w:rPr>
+          <w:b/>
+          <w:bCs/>
+        </w:rPr>
+        <w:t>Regime-Aware Imputation</w:t>
+      </w:r>
+      <w:r>
+        <w:t>: We will maintain the logic that allows the model to train from 1968 even for factors that started later (like VIX in 1990), using "active flags" to prevent data leakage.</w:t>
+      </w:r>
+    </w:p>
+    <w:p>
+      <w:r>
+        <w:pict w14:anchorId="4C913441">
+          <v:rect id="_x0000_i1080" style="width:0;height:1.5pt" o:hralign="center" o:hrstd="t" o:hr="t" fillcolor="#a0a0a0" stroked="f"/>
+        </w:pict>
+      </w:r>
+    </w:p>
+    <w:p>
+      <w:pPr>
+        <w:rPr>
+          <w:b/>
+          <w:bCs/>
+        </w:rPr>
+      </w:pPr>
+      <w:r>
+        <w:rPr>
+          <w:b/>
+          <w:bCs/>
+        </w:rPr>
+        <w:t>2. Accuracy &amp; Transparency Module (BUSA 3 Metrics)</w:t>
+      </w:r>
+    </w:p>
+    <w:p>
+      <w:r>
+        <w:t>To fulfill the "Model Evaluation Metrics" requirement</w:t>
+      </w:r>
+      <w:r>
+        <w:rPr>
+          <w:vertAlign w:val="superscript"/>
+        </w:rPr>
+        <w:t>1</w:t>
+      </w:r>
+      <w:r>
+        <w:t xml:space="preserve">, we will add a </w:t>
+      </w:r>
+      <w:r>
+        <w:rPr>
+          <w:b/>
+          <w:bCs/>
+        </w:rPr>
+        <w:t>Neural Performance Dashboard</w:t>
+      </w:r>
+      <w:r>
+        <w:t xml:space="preserve"> to the Next.js frontend to display:</w:t>
+      </w:r>
+    </w:p>
+    <w:tbl>
+      <w:tblPr>
+        <w:tblW w:w="0" w:type="auto"/>
+        <w:tblCellSpacing w:w="15" w:type="dxa"/>
+        <w:tblCellMar>
+          <w:top w:w="15" w:type="dxa"/>
+          <w:left w:w="15" w:type="dxa"/>
+          <w:bottom w:w="15" w:type="dxa"/>
+          <w:right w:w="15" w:type="dxa"/>
+        </w:tblCellMar>
+        <w:tblLook w:val="04A0" w:firstRow="1" w:lastRow="0" w:firstColumn="1" w:lastColumn="0" w:noHBand="0" w:noVBand="1"/>
+      </w:tblPr>
+      <w:tblGrid>
+        <w:gridCol w:w="1294"/>
+        <w:gridCol w:w="4453"/>
+        <w:gridCol w:w="3597"/>
+      </w:tblGrid>
+      <w:tr>
+        <w:trPr>
+          <w:tblHeader/>
+          <w:tblCellSpacing w:w="15" w:type="dxa"/>
+        </w:trPr>
+        <w:tc>
+          <w:tcPr>
+            <w:tcW w:w="0" w:type="auto"/>
+            <w:tcBorders>
+              <w:top w:val="single" w:sz="6" w:space="0" w:color="auto"/>
+              <w:left w:val="single" w:sz="6" w:space="0" w:color="auto"/>
+              <w:bottom w:val="single" w:sz="6" w:space="0" w:color="auto"/>
+              <w:right w:val="single" w:sz="6" w:space="0" w:color="auto"/>
+            </w:tcBorders>
+            <w:vAlign w:val="center"/>
+            <w:hideMark/>
+          </w:tcPr>
+          <w:p>
+            <w:r>
+              <w:rPr>
+                <w:b/>
+                <w:bCs/>
+              </w:rPr>
+              <w:t>Metric</w:t>
+            </w:r>
+          </w:p>
+        </w:tc>
+        <w:tc>
+          <w:tcPr>
+            <w:tcW w:w="0" w:type="auto"/>
+            <w:tcBorders>
+              <w:top w:val="single" w:sz="6" w:space="0" w:color="auto"/>
+              <w:left w:val="single" w:sz="6" w:space="0" w:color="auto"/>
+              <w:bottom w:val="single" w:sz="6" w:space="0" w:color="auto"/>
+              <w:right w:val="single" w:sz="6" w:space="0" w:color="auto"/>
+            </w:tcBorders>
+            <w:vAlign w:val="center"/>
+            <w:hideMark/>
+          </w:tcPr>
+          <w:p>
+            <w:r>
+              <w:rPr>
+                <w:b/>
+                <w:bCs/>
+              </w:rPr>
+              <w:t>Business Implication</w:t>
+            </w:r>
+          </w:p>
+        </w:tc>
+        <w:tc>
+          <w:tcPr>
+            <w:tcW w:w="0" w:type="auto"/>
+            <w:tcBorders>
+              <w:top w:val="single" w:sz="6" w:space="0" w:color="auto"/>
+              <w:left w:val="single" w:sz="6" w:space="0" w:color="auto"/>
+              <w:bottom w:val="single" w:sz="6" w:space="0" w:color="auto"/>
+              <w:right w:val="single" w:sz="6" w:space="0" w:color="auto"/>
+            </w:tcBorders>
+            <w:vAlign w:val="center"/>
+            <w:hideMark/>
+          </w:tcPr>
+          <w:p>
+            <w:r>
+              <w:rPr>
+                <w:b/>
+                <w:bCs/>
+              </w:rPr>
+              <w:t>Formula Implementation</w:t>
+            </w:r>
+          </w:p>
+        </w:tc>
+      </w:tr>
+      <w:tr>
+        <w:trPr>
+          <w:tblCellSpacing w:w="15" w:type="dxa"/>
+        </w:trPr>
+        <w:tc>
+          <w:tcPr>
+            <w:tcW w:w="0" w:type="auto"/>
+            <w:tcBorders>
+              <w:top w:val="single" w:sz="6" w:space="0" w:color="auto"/>
+              <w:left w:val="single" w:sz="6" w:space="0" w:color="auto"/>
+              <w:bottom w:val="single" w:sz="6" w:space="0" w:color="auto"/>
+              <w:right w:val="single" w:sz="6" w:space="0" w:color="auto"/>
+            </w:tcBorders>
+            <w:vAlign w:val="center"/>
+            <w:hideMark/>
+          </w:tcPr>
+          <w:p>
+            <w:r>
+              <w:rPr>
+                <w:b/>
+                <w:bCs/>
+              </w:rPr>
+              <w:t>MAPE</w:t>
+            </w:r>
+          </w:p>
+        </w:tc>
+        <w:tc>
+          <w:tcPr>
+            <w:tcW w:w="0" w:type="auto"/>
+            <w:tcBorders>
+              <w:top w:val="single" w:sz="6" w:space="0" w:color="auto"/>
+              <w:left w:val="single" w:sz="6" w:space="0" w:color="auto"/>
+              <w:bottom w:val="single" w:sz="6" w:space="0" w:color="auto"/>
+              <w:right w:val="single" w:sz="6" w:space="0" w:color="auto"/>
+            </w:tcBorders>
+            <w:vAlign w:val="center"/>
+            <w:hideMark/>
+          </w:tcPr>
+          <w:p>
+            <w:r>
+              <w:t>Average % error in gold price forecast.</w:t>
+            </w:r>
+          </w:p>
+        </w:tc>
+        <w:tc>
+          <w:tcPr>
+            <w:tcW w:w="0" w:type="auto"/>
+            <w:tcBorders>
+              <w:top w:val="single" w:sz="6" w:space="0" w:color="auto"/>
+              <w:left w:val="single" w:sz="6" w:space="0" w:color="auto"/>
+              <w:bottom w:val="single" w:sz="6" w:space="0" w:color="auto"/>
+              <w:right w:val="single" w:sz="6" w:space="0" w:color="auto"/>
+            </w:tcBorders>
+            <w:vAlign w:val="center"/>
+            <w:hideMark/>
+          </w:tcPr>
+          <w:p>
+            <w:r>
+              <w:t>$\frac{1}{n} \sum \left</w:t>
+            </w:r>
+          </w:p>
+        </w:tc>
+      </w:tr>
+      <w:tr>
+        <w:trPr>
+          <w:tblCellSpacing w:w="15" w:type="dxa"/>
+        </w:trPr>
+        <w:tc>
+          <w:tcPr>
+            <w:tcW w:w="0" w:type="auto"/>
+            <w:tcBorders>
+              <w:top w:val="single" w:sz="6" w:space="0" w:color="auto"/>
+              <w:left w:val="single" w:sz="6" w:space="0" w:color="auto"/>
+              <w:bottom w:val="single" w:sz="6" w:space="0" w:color="auto"/>
+              <w:right w:val="single" w:sz="6" w:space="0" w:color="auto"/>
+            </w:tcBorders>
+            <w:vAlign w:val="center"/>
+            <w:hideMark/>
+          </w:tcPr>
+          <w:p>
+            <w:r>
+              <w:rPr>
+                <w:b/>
+                <w:bCs/>
+              </w:rPr>
+              <w:t>RMSE</w:t>
+            </w:r>
+          </w:p>
+        </w:tc>
+        <w:tc>
+          <w:tcPr>
+            <w:tcW w:w="0" w:type="auto"/>
+            <w:tcBorders>
+              <w:top w:val="single" w:sz="6" w:space="0" w:color="auto"/>
+              <w:left w:val="single" w:sz="6" w:space="0" w:color="auto"/>
+              <w:bottom w:val="single" w:sz="6" w:space="0" w:color="auto"/>
+              <w:right w:val="single" w:sz="6" w:space="0" w:color="auto"/>
+            </w:tcBorders>
+            <w:vAlign w:val="center"/>
+            <w:hideMark/>
+          </w:tcPr>
+          <w:p>
+            <w:r>
+              <w:t>Penalizes large "shock" errors in the model.</w:t>
+            </w:r>
+          </w:p>
+        </w:tc>
+        <w:tc>
+          <w:tcPr>
+            <w:tcW w:w="0" w:type="auto"/>
+            <w:tcBorders>
+              <w:top w:val="single" w:sz="6" w:space="0" w:color="auto"/>
+              <w:left w:val="single" w:sz="6" w:space="0" w:color="auto"/>
+              <w:bottom w:val="single" w:sz="6" w:space="0" w:color="auto"/>
+              <w:right w:val="single" w:sz="6" w:space="0" w:color="auto"/>
+            </w:tcBorders>
+            <w:vAlign w:val="center"/>
+            <w:hideMark/>
+          </w:tcPr>
+          <w:p>
+            <w:r>
+              <w:t xml:space="preserve">$\sqrt{\frac{1}{n} \sum (Actual - </w:t>
+            </w:r>
+            <w:proofErr w:type="gramStart"/>
+            <w:r>
+              <w:t>Forecast)^2}$</w:t>
+            </w:r>
+            <w:proofErr w:type="gramEnd"/>
+          </w:p>
+        </w:tc>
+      </w:tr>
+      <w:tr>
+        <w:trPr>
+          <w:tblCellSpacing w:w="15" w:type="dxa"/>
+        </w:trPr>
+        <w:tc>
+          <w:tcPr>
+            <w:tcW w:w="0" w:type="auto"/>
+            <w:tcBorders>
+              <w:top w:val="single" w:sz="6" w:space="0" w:color="auto"/>
+              <w:left w:val="single" w:sz="6" w:space="0" w:color="auto"/>
+              <w:bottom w:val="single" w:sz="6" w:space="0" w:color="auto"/>
+              <w:right w:val="single" w:sz="6" w:space="0" w:color="auto"/>
+            </w:tcBorders>
+            <w:vAlign w:val="center"/>
+            <w:hideMark/>
+          </w:tcPr>
+          <w:p>
+            <w:r>
+              <w:rPr>
+                <w:b/>
+                <w:bCs/>
+              </w:rPr>
+              <w:t>MAD</w:t>
+            </w:r>
+          </w:p>
+        </w:tc>
+        <w:tc>
+          <w:tcPr>
+            <w:tcW w:w="0" w:type="auto"/>
+            <w:tcBorders>
+              <w:top w:val="single" w:sz="6" w:space="0" w:color="auto"/>
+              <w:left w:val="single" w:sz="6" w:space="0" w:color="auto"/>
+              <w:bottom w:val="single" w:sz="6" w:space="0" w:color="auto"/>
+              <w:right w:val="single" w:sz="6" w:space="0" w:color="auto"/>
+            </w:tcBorders>
+            <w:vAlign w:val="center"/>
+            <w:hideMark/>
+          </w:tcPr>
+          <w:p>
+            <w:r>
+              <w:t>Measures the absolute volatility of error.</w:t>
+            </w:r>
+          </w:p>
+        </w:tc>
+        <w:tc>
+          <w:tcPr>
+            <w:tcW w:w="0" w:type="auto"/>
+            <w:tcBorders>
+              <w:top w:val="single" w:sz="6" w:space="0" w:color="auto"/>
+              <w:left w:val="single" w:sz="6" w:space="0" w:color="auto"/>
+              <w:bottom w:val="single" w:sz="6" w:space="0" w:color="auto"/>
+              <w:right w:val="single" w:sz="6" w:space="0" w:color="auto"/>
+            </w:tcBorders>
+            <w:vAlign w:val="center"/>
+            <w:hideMark/>
+          </w:tcPr>
+          <w:p>
+            <w:r>
+              <w:t>$\frac{1}{n} \sum</w:t>
+            </w:r>
+          </w:p>
+        </w:tc>
+      </w:tr>
+      <w:tr>
+        <w:trPr>
+          <w:tblCellSpacing w:w="15" w:type="dxa"/>
+        </w:trPr>
+        <w:tc>
+          <w:tcPr>
+            <w:tcW w:w="0" w:type="auto"/>
+            <w:tcBorders>
+              <w:top w:val="single" w:sz="6" w:space="0" w:color="auto"/>
+              <w:left w:val="single" w:sz="6" w:space="0" w:color="auto"/>
+              <w:bottom w:val="single" w:sz="6" w:space="0" w:color="auto"/>
+              <w:right w:val="single" w:sz="6" w:space="0" w:color="auto"/>
+            </w:tcBorders>
+            <w:vAlign w:val="center"/>
+            <w:hideMark/>
+          </w:tcPr>
+          <w:p>
+            <w:r>
+              <w:rPr>
+                <w:b/>
+                <w:bCs/>
+              </w:rPr>
+              <w:t xml:space="preserve">Feature </w:t>
+            </w:r>
+            <w:proofErr w:type="spellStart"/>
+            <w:r>
+              <w:rPr>
+                <w:b/>
+                <w:bCs/>
+              </w:rPr>
+              <w:t>Coeffs</w:t>
+            </w:r>
+            <w:proofErr w:type="spellEnd"/>
+          </w:p>
+        </w:tc>
+        <w:tc>
+          <w:tcPr>
+            <w:tcW w:w="0" w:type="auto"/>
+            <w:tcBorders>
+              <w:top w:val="single" w:sz="6" w:space="0" w:color="auto"/>
+              <w:left w:val="single" w:sz="6" w:space="0" w:color="auto"/>
+              <w:bottom w:val="single" w:sz="6" w:space="0" w:color="auto"/>
+              <w:right w:val="single" w:sz="6" w:space="0" w:color="auto"/>
+            </w:tcBorders>
+            <w:vAlign w:val="center"/>
+            <w:hideMark/>
+          </w:tcPr>
+          <w:p>
+            <w:r>
+              <w:t>Shows which factor (e.g., Real Yield) is driving the current price.</w:t>
+            </w:r>
+          </w:p>
+        </w:tc>
+        <w:tc>
+          <w:tcPr>
+            <w:tcW w:w="0" w:type="auto"/>
+            <w:tcBorders>
+              <w:top w:val="single" w:sz="6" w:space="0" w:color="auto"/>
+              <w:left w:val="single" w:sz="6" w:space="0" w:color="auto"/>
+              <w:bottom w:val="single" w:sz="6" w:space="0" w:color="auto"/>
+              <w:right w:val="single" w:sz="6" w:space="0" w:color="auto"/>
+            </w:tcBorders>
+            <w:vAlign w:val="center"/>
+            <w:hideMark/>
+          </w:tcPr>
+          <w:p>
+            <w:r>
+              <w:t>Multi-Head Attention Weights</w:t>
+            </w:r>
+          </w:p>
+        </w:tc>
+      </w:tr>
+    </w:tbl>
+    <w:p>
+      <w:r>
+        <w:pict w14:anchorId="798E795A">
+          <v:rect id="_x0000_i1081" style="width:0;height:1.5pt" o:hralign="center" o:hrstd="t" o:hr="t" fillcolor="#a0a0a0" stroked="f"/>
+        </w:pict>
+      </w:r>
+    </w:p>
+    <w:p>
+      <w:pPr>
+        <w:rPr>
+          <w:b/>
+          <w:bCs/>
+        </w:rPr>
+      </w:pPr>
+      <w:r>
+        <w:rPr>
+          <w:b/>
+          <w:bCs/>
+        </w:rPr>
+        <w:t>3. Chatbot Development for Interactive Forecasting</w:t>
+      </w:r>
+    </w:p>
+    <w:p>
+      <w:r>
+        <w:lastRenderedPageBreak/>
+        <w:t>The syllabus requires an AI-powered chatbot to answer queries like "What is the forecast for next month?"</w:t>
+      </w:r>
+      <w:r>
+        <w:rPr>
+          <w:vertAlign w:val="superscript"/>
+        </w:rPr>
+        <w:t>2</w:t>
+      </w:r>
+      <w:r>
+        <w:t xml:space="preserve">. We will implement this as a </w:t>
+      </w:r>
+      <w:r>
+        <w:rPr>
+          <w:b/>
+          <w:bCs/>
+        </w:rPr>
+        <w:t>Next.js + Python Hybrid</w:t>
+      </w:r>
+      <w:r>
+        <w:t>:</w:t>
+      </w:r>
+    </w:p>
+    <w:p>
+      <w:pPr>
+        <w:numPr>
+          <w:ilvl w:val="0"/>
+          <w:numId w:val="10"/>
+        </w:numPr>
+      </w:pPr>
+      <w:r>
+        <w:rPr>
+          <w:b/>
+          <w:bCs/>
+        </w:rPr>
+        <w:t>The Oracle API</w:t>
+      </w:r>
+      <w:r>
+        <w:t xml:space="preserve">: We will create a </w:t>
+      </w:r>
+      <w:proofErr w:type="spellStart"/>
+      <w:r>
+        <w:t>FastAPI</w:t>
+      </w:r>
+      <w:proofErr w:type="spellEnd"/>
+      <w:r>
+        <w:t xml:space="preserve"> endpoint that pipes query results from your </w:t>
+      </w:r>
+      <w:proofErr w:type="spellStart"/>
+      <w:r>
+        <w:t>narrative_</w:t>
+      </w:r>
+      <w:proofErr w:type="gramStart"/>
+      <w:r>
+        <w:t>updates.json</w:t>
+      </w:r>
+      <w:proofErr w:type="spellEnd"/>
+      <w:proofErr w:type="gramEnd"/>
+      <w:r>
+        <w:t xml:space="preserve"> and </w:t>
+      </w:r>
+      <w:proofErr w:type="spellStart"/>
+      <w:proofErr w:type="gramStart"/>
+      <w:r>
+        <w:t>forecast.json</w:t>
+      </w:r>
+      <w:proofErr w:type="spellEnd"/>
+      <w:proofErr w:type="gramEnd"/>
+      <w:r>
+        <w:t>.</w:t>
+      </w:r>
+    </w:p>
+    <w:p>
+      <w:pPr>
+        <w:numPr>
+          <w:ilvl w:val="0"/>
+          <w:numId w:val="10"/>
+        </w:numPr>
+      </w:pPr>
+      <w:r>
+        <w:rPr>
+          <w:b/>
+          <w:bCs/>
+        </w:rPr>
+        <w:t>Interaction Layer</w:t>
+      </w:r>
+      <w:r>
+        <w:t xml:space="preserve">: The chatbot will use </w:t>
+      </w:r>
+      <w:r>
+        <w:rPr>
+          <w:b/>
+          <w:bCs/>
+        </w:rPr>
+        <w:t>Rasa</w:t>
+      </w:r>
+      <w:r>
+        <w:t xml:space="preserve"> or a GPT-based interface to translate technical model outputs into "Narrative Insights" for management</w:t>
+      </w:r>
+      <w:r>
+        <w:rPr>
+          <w:vertAlign w:val="superscript"/>
+        </w:rPr>
+        <w:t>3333</w:t>
+      </w:r>
+      <w:r>
+        <w:t>.</w:t>
+      </w:r>
+    </w:p>
+    <w:p>
+      <w:pPr>
+        <w:numPr>
+          <w:ilvl w:val="0"/>
+          <w:numId w:val="10"/>
+        </w:numPr>
+      </w:pPr>
+      <w:r>
+        <w:rPr>
+          <w:b/>
+          <w:bCs/>
+        </w:rPr>
+        <w:t>Real-Time Querying</w:t>
+      </w:r>
+      <w:r>
+        <w:t xml:space="preserve">: If you ask "Why is gold rising?", the bot will look at the </w:t>
+      </w:r>
+      <w:r>
+        <w:rPr>
+          <w:b/>
+          <w:bCs/>
+        </w:rPr>
+        <w:t>10Y Nominal Yield</w:t>
+      </w:r>
+      <w:r>
+        <w:t xml:space="preserve"> and </w:t>
+      </w:r>
+      <w:r>
+        <w:rPr>
+          <w:b/>
+          <w:bCs/>
+        </w:rPr>
+        <w:t>CPI Breakeven</w:t>
+      </w:r>
+      <w:r>
+        <w:t xml:space="preserve"> columns in your </w:t>
+      </w:r>
+      <w:proofErr w:type="spellStart"/>
+      <w:r>
+        <w:t>RecursiveMatrixTable</w:t>
+      </w:r>
+      <w:proofErr w:type="spellEnd"/>
+      <w:r>
+        <w:t xml:space="preserve"> to explain the macro shift.</w:t>
+      </w:r>
+    </w:p>
+    <w:p>
+      <w:r>
+        <w:pict w14:anchorId="69D2666E">
+          <v:rect id="_x0000_i1082" style="width:0;height:1.5pt" o:hralign="center" o:hrstd="t" o:hr="t" fillcolor="#a0a0a0" stroked="f"/>
+        </w:pict>
+      </w:r>
+    </w:p>
+    <w:p>
+      <w:pPr>
+        <w:rPr>
+          <w:b/>
+          <w:bCs/>
+        </w:rPr>
+      </w:pPr>
+      <w:r>
+        <w:rPr>
+          <w:b/>
+          <w:bCs/>
+        </w:rPr>
+        <w:t>4. Visualization &amp; Automated Reporting</w:t>
+      </w:r>
+    </w:p>
+    <w:p>
+      <w:r>
+        <w:t xml:space="preserve">We will replace the static dashboard with an </w:t>
+      </w:r>
+      <w:r>
+        <w:rPr>
+          <w:b/>
+          <w:bCs/>
+        </w:rPr>
+        <w:t>Automated AI-Driven Report Generator</w:t>
+      </w:r>
+      <w:r>
+        <w:rPr>
+          <w:vertAlign w:val="superscript"/>
+        </w:rPr>
+        <w:t>4</w:t>
+      </w:r>
+      <w:r>
+        <w:t>:</w:t>
+      </w:r>
+    </w:p>
+    <w:p>
+      <w:pPr>
+        <w:numPr>
+          <w:ilvl w:val="0"/>
+          <w:numId w:val="11"/>
+        </w:numPr>
+      </w:pPr>
+      <w:r>
+        <w:rPr>
+          <w:b/>
+          <w:bCs/>
+        </w:rPr>
+        <w:t>Dynamic Charting</w:t>
+      </w:r>
+      <w:r>
+        <w:t xml:space="preserve">: Using </w:t>
+      </w:r>
+      <w:proofErr w:type="spellStart"/>
+      <w:r>
+        <w:rPr>
+          <w:b/>
+          <w:bCs/>
+        </w:rPr>
+        <w:t>Plotly</w:t>
+      </w:r>
+      <w:proofErr w:type="spellEnd"/>
+      <w:r>
+        <w:t xml:space="preserve"> to visualize "Actual vs. Predicted" trends with shaded confidence intervals (Monte Carlo Dropout).</w:t>
+      </w:r>
+    </w:p>
+    <w:p>
+      <w:pPr>
+        <w:numPr>
+          <w:ilvl w:val="0"/>
+          <w:numId w:val="11"/>
+        </w:numPr>
+      </w:pPr>
+      <w:r>
+        <w:rPr>
+          <w:b/>
+          <w:bCs/>
+        </w:rPr>
+        <w:t>Seasonal Decomposition</w:t>
+      </w:r>
+      <w:r>
+        <w:t>: A visual breakdown of the daily gold cycle (Daily, Weekly, and Monthly patterns) to show your professor you understand the underlying math</w:t>
+      </w:r>
+      <w:r>
+        <w:rPr>
+          <w:vertAlign w:val="superscript"/>
+        </w:rPr>
+        <w:t>5</w:t>
+      </w:r>
+      <w:r>
+        <w:t>.</w:t>
+      </w:r>
+    </w:p>
+    <w:p>
+      <w:pPr>
+        <w:numPr>
+          <w:ilvl w:val="0"/>
+          <w:numId w:val="11"/>
+        </w:numPr>
+      </w:pPr>
+      <w:r>
+        <w:rPr>
+          <w:b/>
+          <w:bCs/>
+        </w:rPr>
+        <w:t>Automated Summaries</w:t>
+      </w:r>
+      <w:r>
+        <w:t>: At the end of each training run, the orchestrator.py will trigger a GPT-4 script to generate a 1-page PDF summary of market conditions and model health.</w:t>
+      </w:r>
+    </w:p>
+    <w:p>
+      <w:r>
+        <w:pict w14:anchorId="47B08A2A">
+          <v:rect id="_x0000_i1083" style="width:0;height:1.5pt" o:hralign="center" o:hrstd="t" o:hr="t" fillcolor="#a0a0a0" stroked="f"/>
+        </w:pict>
+      </w:r>
+    </w:p>
+    <w:p>
+      <w:pPr>
+        <w:rPr>
+          <w:b/>
+          <w:bCs/>
+        </w:rPr>
+      </w:pPr>
+      <w:r>
+        <w:rPr>
+          <w:b/>
+          <w:bCs/>
+        </w:rPr>
+        <w:t>Strategic Plan: The Roadmap to Final Submission</w:t>
+      </w:r>
+    </w:p>
+    <w:p>
+      <w:pPr>
+        <w:numPr>
+          <w:ilvl w:val="0"/>
+          <w:numId w:val="12"/>
+        </w:numPr>
+      </w:pPr>
+      <w:r>
+        <w:rPr>
+          <w:b/>
+          <w:bCs/>
+        </w:rPr>
+        <w:t>Lock &amp; Sync</w:t>
+      </w:r>
+      <w:r>
+        <w:t>: Ensure the Model 3 Next.js code directory is 100% in sync with your Python local storage (brain/training/models).</w:t>
+      </w:r>
+    </w:p>
+    <w:p>
+      <w:pPr>
+        <w:numPr>
+          <w:ilvl w:val="0"/>
+          <w:numId w:val="12"/>
+        </w:numPr>
+      </w:pPr>
+      <w:r>
+        <w:rPr>
+          <w:b/>
+          <w:bCs/>
+        </w:rPr>
+        <w:t>Metric Injection</w:t>
+      </w:r>
+      <w:r>
+        <w:t xml:space="preserve">: Update the </w:t>
+      </w:r>
+      <w:proofErr w:type="spellStart"/>
+      <w:r>
+        <w:t>maxHistoryEngine.ts</w:t>
+      </w:r>
+      <w:proofErr w:type="spellEnd"/>
+      <w:r>
+        <w:t xml:space="preserve"> to include the RMSE/MAPE results from the Python training runs.</w:t>
+      </w:r>
+    </w:p>
+    <w:p>
+      <w:pPr>
+        <w:numPr>
+          <w:ilvl w:val="0"/>
+          <w:numId w:val="12"/>
+        </w:numPr>
+      </w:pPr>
+      <w:r>
+        <w:rPr>
+          <w:b/>
+          <w:bCs/>
+        </w:rPr>
+        <w:t>Chatbot Bridge</w:t>
+      </w:r>
+      <w:r>
+        <w:t xml:space="preserve">: Build the WebSocket connection between the </w:t>
+      </w:r>
+      <w:r>
+        <w:rPr>
+          <w:b/>
+          <w:bCs/>
+        </w:rPr>
+        <w:t>Neural Nexus (V15.2)</w:t>
+      </w:r>
+      <w:r>
+        <w:t xml:space="preserve"> and the frontend for real-time interaction.</w:t>
+      </w:r>
+    </w:p>
+    <w:p>
+      <w:pPr>
+        <w:numPr>
+          <w:ilvl w:val="0"/>
+          <w:numId w:val="12"/>
+        </w:numPr>
+      </w:pPr>
+      <w:r>
+        <w:rPr>
+          <w:b/>
+          <w:bCs/>
+        </w:rPr>
+        <w:t>Presentation Prep</w:t>
+      </w:r>
+      <w:r>
+        <w:t>: Draft the "Managerial Implications" report based on the narrative results of the 2026 forecast</w:t>
+      </w:r>
+      <w:r>
+        <w:rPr>
+          <w:vertAlign w:val="superscript"/>
+        </w:rPr>
+        <w:t>6</w:t>
+      </w:r>
+      <w:r>
+        <w:t>.</w:t>
+      </w:r>
     </w:p>
     <w:p/>
     <w:sectPr>
@@ -1137,6 +2830,304 @@
 <file path=word/numbering.xml><?xml version="1.0" encoding="utf-8"?>
 <w:numbering xmlns:wpc="http://schemas.microsoft.com/office/word/2010/wordprocessingCanvas" xmlns:cx="http://schemas.microsoft.com/office/drawing/2014/chartex" xmlns:cx1="http://schemas.microsoft.com/office/drawing/2015/9/8/chartex" xmlns:cx2="http://schemas.microsoft.com/office/drawing/2015/10/21/chartex" xmlns:cx3="http://schemas.microsoft.com/office/drawing/2016/5/9/chartex" xmlns:cx4="http://schemas.microsoft.com/office/drawing/2016/5/10/chartex" xmlns:cx5="http://schemas.microsoft.com/office/drawing/2016/5/11/chartex" xmlns:cx6="http://schemas.microsoft.com/office/drawing/2016/5/12/chartex" xmlns:cx7="http://schemas.microsoft.com/office/drawing/2016/5/13/chartex" xmlns:cx8="http://schemas.microsoft.com/office/drawing/2016/5/14/chartex" xmlns:mc="http://schemas.openxmlformats.org/markup-compatibility/2006" xmlns:aink="http://schemas.microsoft.com/office/drawing/2016/ink" xmlns:am3d="http://schemas.microsoft.com/office/drawing/2017/model3d" xmlns:o="urn:schemas-microsoft-com:office:office" xmlns:oel="http://schemas.microsoft.com/office/2019/extlst" xmlns:r="http://schemas.openxmlformats.org/officeDocument/2006/relationships" xmlns:m="http://schemas.openxmlformats.org/officeDocument/2006/math" xmlns:v="urn:schemas-microsoft-com:vml" xmlns:wp14="http://schemas.microsoft.com/office/word/2010/wordprocessingDrawing" xmlns:wp="http://schemas.openxmlformats.org/drawingml/2006/wordprocessingDrawing" xmlns:w10="urn:schemas-microsoft-com:office:word" xmlns:w="http://schemas.openxmlformats.org/wordprocessingml/2006/main" xmlns:w14="http://schemas.microsoft.com/office/word/2010/wordml" xmlns:w15="http://schemas.microsoft.com/office/word/2012/wordml" xmlns:w16cex="http://schemas.microsoft.com/office/word/2018/wordml/cex" xmlns:w16cid="http://schemas.microsoft.com/office/word/2016/wordml/cid" xmlns:w16="http://schemas.microsoft.com/office/word/2018/wordml" xmlns:w16du="http://schemas.microsoft.com/office/word/2023/wordml/word16du" xmlns:w16sdtdh="http://schemas.microsoft.com/office/word/2020/wordml/sdtdatahash" xmlns:w16sdtfl="http://schemas.microsoft.com/office/word/2024/wordml/sdtformatlock" xmlns:w16se="http://schemas.microsoft.com/office/word/2015/wordml/symex" xmlns:wpg="http://schemas.microsoft.com/office/word/2010/wordprocessingGroup" xmlns:wpi="http://schemas.microsoft.com/office/word/2010/wordprocessingInk" xmlns:wne="http://schemas.microsoft.com/office/word/2006/wordml" xmlns:wps="http://schemas.microsoft.com/office/word/2010/wordprocessingShape" mc:Ignorable="w14 w15 w16se w16cid w16 w16cex w16sdtdh w16sdtfl w16du wp14">
   <w:abstractNum w:abstractNumId="0" w15:restartNumberingAfterBreak="0">
+    <w:nsid w:val="0A5F0FE3"/>
+    <w:multiLevelType w:val="multilevel"/>
+    <w:tmpl w:val="5A3E60DA"/>
+    <w:lvl w:ilvl="0">
+      <w:start w:val="1"/>
+      <w:numFmt w:val="bullet"/>
+      <w:lvlText w:val=""/>
+      <w:lvlJc w:val="left"/>
+      <w:pPr>
+        <w:tabs>
+          <w:tab w:val="num" w:pos="720"/>
+        </w:tabs>
+        <w:ind w:left="720" w:hanging="360"/>
+      </w:pPr>
+      <w:rPr>
+        <w:rFonts w:ascii="Symbol" w:hAnsi="Symbol" w:hint="default"/>
+        <w:sz w:val="20"/>
+      </w:rPr>
+    </w:lvl>
+    <w:lvl w:ilvl="1" w:tentative="1">
+      <w:start w:val="1"/>
+      <w:numFmt w:val="bullet"/>
+      <w:lvlText w:val="o"/>
+      <w:lvlJc w:val="left"/>
+      <w:pPr>
+        <w:tabs>
+          <w:tab w:val="num" w:pos="1440"/>
+        </w:tabs>
+        <w:ind w:left="1440" w:hanging="360"/>
+      </w:pPr>
+      <w:rPr>
+        <w:rFonts w:ascii="Courier New" w:hAnsi="Courier New" w:hint="default"/>
+        <w:sz w:val="20"/>
+      </w:rPr>
+    </w:lvl>
+    <w:lvl w:ilvl="2" w:tentative="1">
+      <w:start w:val="1"/>
+      <w:numFmt w:val="bullet"/>
+      <w:lvlText w:val=""/>
+      <w:lvlJc w:val="left"/>
+      <w:pPr>
+        <w:tabs>
+          <w:tab w:val="num" w:pos="2160"/>
+        </w:tabs>
+        <w:ind w:left="2160" w:hanging="360"/>
+      </w:pPr>
+      <w:rPr>
+        <w:rFonts w:ascii="Wingdings" w:hAnsi="Wingdings" w:hint="default"/>
+        <w:sz w:val="20"/>
+      </w:rPr>
+    </w:lvl>
+    <w:lvl w:ilvl="3" w:tentative="1">
+      <w:start w:val="1"/>
+      <w:numFmt w:val="bullet"/>
+      <w:lvlText w:val=""/>
+      <w:lvlJc w:val="left"/>
+      <w:pPr>
+        <w:tabs>
+          <w:tab w:val="num" w:pos="2880"/>
+        </w:tabs>
+        <w:ind w:left="2880" w:hanging="360"/>
+      </w:pPr>
+      <w:rPr>
+        <w:rFonts w:ascii="Wingdings" w:hAnsi="Wingdings" w:hint="default"/>
+        <w:sz w:val="20"/>
+      </w:rPr>
+    </w:lvl>
+    <w:lvl w:ilvl="4" w:tentative="1">
+      <w:start w:val="1"/>
+      <w:numFmt w:val="bullet"/>
+      <w:lvlText w:val=""/>
+      <w:lvlJc w:val="left"/>
+      <w:pPr>
+        <w:tabs>
+          <w:tab w:val="num" w:pos="3600"/>
+        </w:tabs>
+        <w:ind w:left="3600" w:hanging="360"/>
+      </w:pPr>
+      <w:rPr>
+        <w:rFonts w:ascii="Wingdings" w:hAnsi="Wingdings" w:hint="default"/>
+        <w:sz w:val="20"/>
+      </w:rPr>
+    </w:lvl>
+    <w:lvl w:ilvl="5" w:tentative="1">
+      <w:start w:val="1"/>
+      <w:numFmt w:val="bullet"/>
+      <w:lvlText w:val=""/>
+      <w:lvlJc w:val="left"/>
+      <w:pPr>
+        <w:tabs>
+          <w:tab w:val="num" w:pos="4320"/>
+        </w:tabs>
+        <w:ind w:left="4320" w:hanging="360"/>
+      </w:pPr>
+      <w:rPr>
+        <w:rFonts w:ascii="Wingdings" w:hAnsi="Wingdings" w:hint="default"/>
+        <w:sz w:val="20"/>
+      </w:rPr>
+    </w:lvl>
+    <w:lvl w:ilvl="6" w:tentative="1">
+      <w:start w:val="1"/>
+      <w:numFmt w:val="bullet"/>
+      <w:lvlText w:val=""/>
+      <w:lvlJc w:val="left"/>
+      <w:pPr>
+        <w:tabs>
+          <w:tab w:val="num" w:pos="5040"/>
+        </w:tabs>
+        <w:ind w:left="5040" w:hanging="360"/>
+      </w:pPr>
+      <w:rPr>
+        <w:rFonts w:ascii="Wingdings" w:hAnsi="Wingdings" w:hint="default"/>
+        <w:sz w:val="20"/>
+      </w:rPr>
+    </w:lvl>
+    <w:lvl w:ilvl="7" w:tentative="1">
+      <w:start w:val="1"/>
+      <w:numFmt w:val="bullet"/>
+      <w:lvlText w:val=""/>
+      <w:lvlJc w:val="left"/>
+      <w:pPr>
+        <w:tabs>
+          <w:tab w:val="num" w:pos="5760"/>
+        </w:tabs>
+        <w:ind w:left="5760" w:hanging="360"/>
+      </w:pPr>
+      <w:rPr>
+        <w:rFonts w:ascii="Wingdings" w:hAnsi="Wingdings" w:hint="default"/>
+        <w:sz w:val="20"/>
+      </w:rPr>
+    </w:lvl>
+    <w:lvl w:ilvl="8" w:tentative="1">
+      <w:start w:val="1"/>
+      <w:numFmt w:val="bullet"/>
+      <w:lvlText w:val=""/>
+      <w:lvlJc w:val="left"/>
+      <w:pPr>
+        <w:tabs>
+          <w:tab w:val="num" w:pos="6480"/>
+        </w:tabs>
+        <w:ind w:left="6480" w:hanging="360"/>
+      </w:pPr>
+      <w:rPr>
+        <w:rFonts w:ascii="Wingdings" w:hAnsi="Wingdings" w:hint="default"/>
+        <w:sz w:val="20"/>
+      </w:rPr>
+    </w:lvl>
+  </w:abstractNum>
+  <w:abstractNum w:abstractNumId="1" w15:restartNumberingAfterBreak="0">
+    <w:nsid w:val="0B0C0E2B"/>
+    <w:multiLevelType w:val="multilevel"/>
+    <w:tmpl w:val="4EBCDC8C"/>
+    <w:lvl w:ilvl="0">
+      <w:start w:val="1"/>
+      <w:numFmt w:val="bullet"/>
+      <w:lvlText w:val=""/>
+      <w:lvlJc w:val="left"/>
+      <w:pPr>
+        <w:tabs>
+          <w:tab w:val="num" w:pos="720"/>
+        </w:tabs>
+        <w:ind w:left="720" w:hanging="360"/>
+      </w:pPr>
+      <w:rPr>
+        <w:rFonts w:ascii="Symbol" w:hAnsi="Symbol" w:hint="default"/>
+        <w:sz w:val="20"/>
+      </w:rPr>
+    </w:lvl>
+    <w:lvl w:ilvl="1" w:tentative="1">
+      <w:start w:val="1"/>
+      <w:numFmt w:val="bullet"/>
+      <w:lvlText w:val="o"/>
+      <w:lvlJc w:val="left"/>
+      <w:pPr>
+        <w:tabs>
+          <w:tab w:val="num" w:pos="1440"/>
+        </w:tabs>
+        <w:ind w:left="1440" w:hanging="360"/>
+      </w:pPr>
+      <w:rPr>
+        <w:rFonts w:ascii="Courier New" w:hAnsi="Courier New" w:hint="default"/>
+        <w:sz w:val="20"/>
+      </w:rPr>
+    </w:lvl>
+    <w:lvl w:ilvl="2" w:tentative="1">
+      <w:start w:val="1"/>
+      <w:numFmt w:val="bullet"/>
+      <w:lvlText w:val=""/>
+      <w:lvlJc w:val="left"/>
+      <w:pPr>
+        <w:tabs>
+          <w:tab w:val="num" w:pos="2160"/>
+        </w:tabs>
+        <w:ind w:left="2160" w:hanging="360"/>
+      </w:pPr>
+      <w:rPr>
+        <w:rFonts w:ascii="Wingdings" w:hAnsi="Wingdings" w:hint="default"/>
+        <w:sz w:val="20"/>
+      </w:rPr>
+    </w:lvl>
+    <w:lvl w:ilvl="3" w:tentative="1">
+      <w:start w:val="1"/>
+      <w:numFmt w:val="bullet"/>
+      <w:lvlText w:val=""/>
+      <w:lvlJc w:val="left"/>
+      <w:pPr>
+        <w:tabs>
+          <w:tab w:val="num" w:pos="2880"/>
+        </w:tabs>
+        <w:ind w:left="2880" w:hanging="360"/>
+      </w:pPr>
+      <w:rPr>
+        <w:rFonts w:ascii="Wingdings" w:hAnsi="Wingdings" w:hint="default"/>
+        <w:sz w:val="20"/>
+      </w:rPr>
+    </w:lvl>
+    <w:lvl w:ilvl="4" w:tentative="1">
+      <w:start w:val="1"/>
+      <w:numFmt w:val="bullet"/>
+      <w:lvlText w:val=""/>
+      <w:lvlJc w:val="left"/>
+      <w:pPr>
+        <w:tabs>
+          <w:tab w:val="num" w:pos="3600"/>
+        </w:tabs>
+        <w:ind w:left="3600" w:hanging="360"/>
+      </w:pPr>
+      <w:rPr>
+        <w:rFonts w:ascii="Wingdings" w:hAnsi="Wingdings" w:hint="default"/>
+        <w:sz w:val="20"/>
+      </w:rPr>
+    </w:lvl>
+    <w:lvl w:ilvl="5" w:tentative="1">
+      <w:start w:val="1"/>
+      <w:numFmt w:val="bullet"/>
+      <w:lvlText w:val=""/>
+      <w:lvlJc w:val="left"/>
+      <w:pPr>
+        <w:tabs>
+          <w:tab w:val="num" w:pos="4320"/>
+        </w:tabs>
+        <w:ind w:left="4320" w:hanging="360"/>
+      </w:pPr>
+      <w:rPr>
+        <w:rFonts w:ascii="Wingdings" w:hAnsi="Wingdings" w:hint="default"/>
+        <w:sz w:val="20"/>
+      </w:rPr>
+    </w:lvl>
+    <w:lvl w:ilvl="6" w:tentative="1">
+      <w:start w:val="1"/>
+      <w:numFmt w:val="bullet"/>
+      <w:lvlText w:val=""/>
+      <w:lvlJc w:val="left"/>
+      <w:pPr>
+        <w:tabs>
+          <w:tab w:val="num" w:pos="5040"/>
+        </w:tabs>
+        <w:ind w:left="5040" w:hanging="360"/>
+      </w:pPr>
+      <w:rPr>
+        <w:rFonts w:ascii="Wingdings" w:hAnsi="Wingdings" w:hint="default"/>
+        <w:sz w:val="20"/>
+      </w:rPr>
+    </w:lvl>
+    <w:lvl w:ilvl="7" w:tentative="1">
+      <w:start w:val="1"/>
+      <w:numFmt w:val="bullet"/>
+      <w:lvlText w:val=""/>
+      <w:lvlJc w:val="left"/>
+      <w:pPr>
+        <w:tabs>
+          <w:tab w:val="num" w:pos="5760"/>
+        </w:tabs>
+        <w:ind w:left="5760" w:hanging="360"/>
+      </w:pPr>
+      <w:rPr>
+        <w:rFonts w:ascii="Wingdings" w:hAnsi="Wingdings" w:hint="default"/>
+        <w:sz w:val="20"/>
+      </w:rPr>
+    </w:lvl>
+    <w:lvl w:ilvl="8" w:tentative="1">
+      <w:start w:val="1"/>
+      <w:numFmt w:val="bullet"/>
+      <w:lvlText w:val=""/>
+      <w:lvlJc w:val="left"/>
+      <w:pPr>
+        <w:tabs>
+          <w:tab w:val="num" w:pos="6480"/>
+        </w:tabs>
+        <w:ind w:left="6480" w:hanging="360"/>
+      </w:pPr>
+      <w:rPr>
+        <w:rFonts w:ascii="Wingdings" w:hAnsi="Wingdings" w:hint="default"/>
+        <w:sz w:val="20"/>
+      </w:rPr>
+    </w:lvl>
+  </w:abstractNum>
+  <w:abstractNum w:abstractNumId="2" w15:restartNumberingAfterBreak="0">
     <w:nsid w:val="1EF95C10"/>
     <w:multiLevelType w:val="multilevel"/>
     <w:tmpl w:val="2C7C12DA"/>
@@ -1285,7 +3276,567 @@
       </w:rPr>
     </w:lvl>
   </w:abstractNum>
-  <w:abstractNum w:abstractNumId="1" w15:restartNumberingAfterBreak="0">
+  <w:abstractNum w:abstractNumId="3" w15:restartNumberingAfterBreak="0">
+    <w:nsid w:val="1F6F28AD"/>
+    <w:multiLevelType w:val="multilevel"/>
+    <w:tmpl w:val="774E4BAE"/>
+    <w:lvl w:ilvl="0">
+      <w:start w:val="1"/>
+      <w:numFmt w:val="decimal"/>
+      <w:lvlText w:val="%1."/>
+      <w:lvlJc w:val="left"/>
+      <w:pPr>
+        <w:tabs>
+          <w:tab w:val="num" w:pos="720"/>
+        </w:tabs>
+        <w:ind w:left="720" w:hanging="360"/>
+      </w:pPr>
+    </w:lvl>
+    <w:lvl w:ilvl="1" w:tentative="1">
+      <w:start w:val="1"/>
+      <w:numFmt w:val="decimal"/>
+      <w:lvlText w:val="%2."/>
+      <w:lvlJc w:val="left"/>
+      <w:pPr>
+        <w:tabs>
+          <w:tab w:val="num" w:pos="1440"/>
+        </w:tabs>
+        <w:ind w:left="1440" w:hanging="360"/>
+      </w:pPr>
+    </w:lvl>
+    <w:lvl w:ilvl="2" w:tentative="1">
+      <w:start w:val="1"/>
+      <w:numFmt w:val="decimal"/>
+      <w:lvlText w:val="%3."/>
+      <w:lvlJc w:val="left"/>
+      <w:pPr>
+        <w:tabs>
+          <w:tab w:val="num" w:pos="2160"/>
+        </w:tabs>
+        <w:ind w:left="2160" w:hanging="360"/>
+      </w:pPr>
+    </w:lvl>
+    <w:lvl w:ilvl="3" w:tentative="1">
+      <w:start w:val="1"/>
+      <w:numFmt w:val="decimal"/>
+      <w:lvlText w:val="%4."/>
+      <w:lvlJc w:val="left"/>
+      <w:pPr>
+        <w:tabs>
+          <w:tab w:val="num" w:pos="2880"/>
+        </w:tabs>
+        <w:ind w:left="2880" w:hanging="360"/>
+      </w:pPr>
+    </w:lvl>
+    <w:lvl w:ilvl="4" w:tentative="1">
+      <w:start w:val="1"/>
+      <w:numFmt w:val="decimal"/>
+      <w:lvlText w:val="%5."/>
+      <w:lvlJc w:val="left"/>
+      <w:pPr>
+        <w:tabs>
+          <w:tab w:val="num" w:pos="3600"/>
+        </w:tabs>
+        <w:ind w:left="3600" w:hanging="360"/>
+      </w:pPr>
+    </w:lvl>
+    <w:lvl w:ilvl="5" w:tentative="1">
+      <w:start w:val="1"/>
+      <w:numFmt w:val="decimal"/>
+      <w:lvlText w:val="%6."/>
+      <w:lvlJc w:val="left"/>
+      <w:pPr>
+        <w:tabs>
+          <w:tab w:val="num" w:pos="4320"/>
+        </w:tabs>
+        <w:ind w:left="4320" w:hanging="360"/>
+      </w:pPr>
+    </w:lvl>
+    <w:lvl w:ilvl="6" w:tentative="1">
+      <w:start w:val="1"/>
+      <w:numFmt w:val="decimal"/>
+      <w:lvlText w:val="%7."/>
+      <w:lvlJc w:val="left"/>
+      <w:pPr>
+        <w:tabs>
+          <w:tab w:val="num" w:pos="5040"/>
+        </w:tabs>
+        <w:ind w:left="5040" w:hanging="360"/>
+      </w:pPr>
+    </w:lvl>
+    <w:lvl w:ilvl="7" w:tentative="1">
+      <w:start w:val="1"/>
+      <w:numFmt w:val="decimal"/>
+      <w:lvlText w:val="%8."/>
+      <w:lvlJc w:val="left"/>
+      <w:pPr>
+        <w:tabs>
+          <w:tab w:val="num" w:pos="5760"/>
+        </w:tabs>
+        <w:ind w:left="5760" w:hanging="360"/>
+      </w:pPr>
+    </w:lvl>
+    <w:lvl w:ilvl="8" w:tentative="1">
+      <w:start w:val="1"/>
+      <w:numFmt w:val="decimal"/>
+      <w:lvlText w:val="%9."/>
+      <w:lvlJc w:val="left"/>
+      <w:pPr>
+        <w:tabs>
+          <w:tab w:val="num" w:pos="6480"/>
+        </w:tabs>
+        <w:ind w:left="6480" w:hanging="360"/>
+      </w:pPr>
+    </w:lvl>
+  </w:abstractNum>
+  <w:abstractNum w:abstractNumId="4" w15:restartNumberingAfterBreak="0">
+    <w:nsid w:val="36C43EE5"/>
+    <w:multiLevelType w:val="multilevel"/>
+    <w:tmpl w:val="1592EED4"/>
+    <w:lvl w:ilvl="0">
+      <w:start w:val="1"/>
+      <w:numFmt w:val="bullet"/>
+      <w:lvlText w:val=""/>
+      <w:lvlJc w:val="left"/>
+      <w:pPr>
+        <w:tabs>
+          <w:tab w:val="num" w:pos="720"/>
+        </w:tabs>
+        <w:ind w:left="720" w:hanging="360"/>
+      </w:pPr>
+      <w:rPr>
+        <w:rFonts w:ascii="Symbol" w:hAnsi="Symbol" w:hint="default"/>
+        <w:sz w:val="20"/>
+      </w:rPr>
+    </w:lvl>
+    <w:lvl w:ilvl="1" w:tentative="1">
+      <w:start w:val="1"/>
+      <w:numFmt w:val="bullet"/>
+      <w:lvlText w:val="o"/>
+      <w:lvlJc w:val="left"/>
+      <w:pPr>
+        <w:tabs>
+          <w:tab w:val="num" w:pos="1440"/>
+        </w:tabs>
+        <w:ind w:left="1440" w:hanging="360"/>
+      </w:pPr>
+      <w:rPr>
+        <w:rFonts w:ascii="Courier New" w:hAnsi="Courier New" w:hint="default"/>
+        <w:sz w:val="20"/>
+      </w:rPr>
+    </w:lvl>
+    <w:lvl w:ilvl="2" w:tentative="1">
+      <w:start w:val="1"/>
+      <w:numFmt w:val="bullet"/>
+      <w:lvlText w:val=""/>
+      <w:lvlJc w:val="left"/>
+      <w:pPr>
+        <w:tabs>
+          <w:tab w:val="num" w:pos="2160"/>
+        </w:tabs>
+        <w:ind w:left="2160" w:hanging="360"/>
+      </w:pPr>
+      <w:rPr>
+        <w:rFonts w:ascii="Wingdings" w:hAnsi="Wingdings" w:hint="default"/>
+        <w:sz w:val="20"/>
+      </w:rPr>
+    </w:lvl>
+    <w:lvl w:ilvl="3" w:tentative="1">
+      <w:start w:val="1"/>
+      <w:numFmt w:val="bullet"/>
+      <w:lvlText w:val=""/>
+      <w:lvlJc w:val="left"/>
+      <w:pPr>
+        <w:tabs>
+          <w:tab w:val="num" w:pos="2880"/>
+        </w:tabs>
+        <w:ind w:left="2880" w:hanging="360"/>
+      </w:pPr>
+      <w:rPr>
+        <w:rFonts w:ascii="Wingdings" w:hAnsi="Wingdings" w:hint="default"/>
+        <w:sz w:val="20"/>
+      </w:rPr>
+    </w:lvl>
+    <w:lvl w:ilvl="4" w:tentative="1">
+      <w:start w:val="1"/>
+      <w:numFmt w:val="bullet"/>
+      <w:lvlText w:val=""/>
+      <w:lvlJc w:val="left"/>
+      <w:pPr>
+        <w:tabs>
+          <w:tab w:val="num" w:pos="3600"/>
+        </w:tabs>
+        <w:ind w:left="3600" w:hanging="360"/>
+      </w:pPr>
+      <w:rPr>
+        <w:rFonts w:ascii="Wingdings" w:hAnsi="Wingdings" w:hint="default"/>
+        <w:sz w:val="20"/>
+      </w:rPr>
+    </w:lvl>
+    <w:lvl w:ilvl="5" w:tentative="1">
+      <w:start w:val="1"/>
+      <w:numFmt w:val="bullet"/>
+      <w:lvlText w:val=""/>
+      <w:lvlJc w:val="left"/>
+      <w:pPr>
+        <w:tabs>
+          <w:tab w:val="num" w:pos="4320"/>
+        </w:tabs>
+        <w:ind w:left="4320" w:hanging="360"/>
+      </w:pPr>
+      <w:rPr>
+        <w:rFonts w:ascii="Wingdings" w:hAnsi="Wingdings" w:hint="default"/>
+        <w:sz w:val="20"/>
+      </w:rPr>
+    </w:lvl>
+    <w:lvl w:ilvl="6" w:tentative="1">
+      <w:start w:val="1"/>
+      <w:numFmt w:val="bullet"/>
+      <w:lvlText w:val=""/>
+      <w:lvlJc w:val="left"/>
+      <w:pPr>
+        <w:tabs>
+          <w:tab w:val="num" w:pos="5040"/>
+        </w:tabs>
+        <w:ind w:left="5040" w:hanging="360"/>
+      </w:pPr>
+      <w:rPr>
+        <w:rFonts w:ascii="Wingdings" w:hAnsi="Wingdings" w:hint="default"/>
+        <w:sz w:val="20"/>
+      </w:rPr>
+    </w:lvl>
+    <w:lvl w:ilvl="7" w:tentative="1">
+      <w:start w:val="1"/>
+      <w:numFmt w:val="bullet"/>
+      <w:lvlText w:val=""/>
+      <w:lvlJc w:val="left"/>
+      <w:pPr>
+        <w:tabs>
+          <w:tab w:val="num" w:pos="5760"/>
+        </w:tabs>
+        <w:ind w:left="5760" w:hanging="360"/>
+      </w:pPr>
+      <w:rPr>
+        <w:rFonts w:ascii="Wingdings" w:hAnsi="Wingdings" w:hint="default"/>
+        <w:sz w:val="20"/>
+      </w:rPr>
+    </w:lvl>
+    <w:lvl w:ilvl="8" w:tentative="1">
+      <w:start w:val="1"/>
+      <w:numFmt w:val="bullet"/>
+      <w:lvlText w:val=""/>
+      <w:lvlJc w:val="left"/>
+      <w:pPr>
+        <w:tabs>
+          <w:tab w:val="num" w:pos="6480"/>
+        </w:tabs>
+        <w:ind w:left="6480" w:hanging="360"/>
+      </w:pPr>
+      <w:rPr>
+        <w:rFonts w:ascii="Wingdings" w:hAnsi="Wingdings" w:hint="default"/>
+        <w:sz w:val="20"/>
+      </w:rPr>
+    </w:lvl>
+  </w:abstractNum>
+  <w:abstractNum w:abstractNumId="5" w15:restartNumberingAfterBreak="0">
+    <w:nsid w:val="439613FB"/>
+    <w:multiLevelType w:val="multilevel"/>
+    <w:tmpl w:val="4F62EBD4"/>
+    <w:lvl w:ilvl="0">
+      <w:start w:val="1"/>
+      <w:numFmt w:val="bullet"/>
+      <w:lvlText w:val=""/>
+      <w:lvlJc w:val="left"/>
+      <w:pPr>
+        <w:tabs>
+          <w:tab w:val="num" w:pos="720"/>
+        </w:tabs>
+        <w:ind w:left="720" w:hanging="360"/>
+      </w:pPr>
+      <w:rPr>
+        <w:rFonts w:ascii="Symbol" w:hAnsi="Symbol" w:hint="default"/>
+        <w:sz w:val="20"/>
+      </w:rPr>
+    </w:lvl>
+    <w:lvl w:ilvl="1" w:tentative="1">
+      <w:start w:val="1"/>
+      <w:numFmt w:val="bullet"/>
+      <w:lvlText w:val="o"/>
+      <w:lvlJc w:val="left"/>
+      <w:pPr>
+        <w:tabs>
+          <w:tab w:val="num" w:pos="1440"/>
+        </w:tabs>
+        <w:ind w:left="1440" w:hanging="360"/>
+      </w:pPr>
+      <w:rPr>
+        <w:rFonts w:ascii="Courier New" w:hAnsi="Courier New" w:hint="default"/>
+        <w:sz w:val="20"/>
+      </w:rPr>
+    </w:lvl>
+    <w:lvl w:ilvl="2" w:tentative="1">
+      <w:start w:val="1"/>
+      <w:numFmt w:val="bullet"/>
+      <w:lvlText w:val=""/>
+      <w:lvlJc w:val="left"/>
+      <w:pPr>
+        <w:tabs>
+          <w:tab w:val="num" w:pos="2160"/>
+        </w:tabs>
+        <w:ind w:left="2160" w:hanging="360"/>
+      </w:pPr>
+      <w:rPr>
+        <w:rFonts w:ascii="Wingdings" w:hAnsi="Wingdings" w:hint="default"/>
+        <w:sz w:val="20"/>
+      </w:rPr>
+    </w:lvl>
+    <w:lvl w:ilvl="3" w:tentative="1">
+      <w:start w:val="1"/>
+      <w:numFmt w:val="bullet"/>
+      <w:lvlText w:val=""/>
+      <w:lvlJc w:val="left"/>
+      <w:pPr>
+        <w:tabs>
+          <w:tab w:val="num" w:pos="2880"/>
+        </w:tabs>
+        <w:ind w:left="2880" w:hanging="360"/>
+      </w:pPr>
+      <w:rPr>
+        <w:rFonts w:ascii="Wingdings" w:hAnsi="Wingdings" w:hint="default"/>
+        <w:sz w:val="20"/>
+      </w:rPr>
+    </w:lvl>
+    <w:lvl w:ilvl="4" w:tentative="1">
+      <w:start w:val="1"/>
+      <w:numFmt w:val="bullet"/>
+      <w:lvlText w:val=""/>
+      <w:lvlJc w:val="left"/>
+      <w:pPr>
+        <w:tabs>
+          <w:tab w:val="num" w:pos="3600"/>
+        </w:tabs>
+        <w:ind w:left="3600" w:hanging="360"/>
+      </w:pPr>
+      <w:rPr>
+        <w:rFonts w:ascii="Wingdings" w:hAnsi="Wingdings" w:hint="default"/>
+        <w:sz w:val="20"/>
+      </w:rPr>
+    </w:lvl>
+    <w:lvl w:ilvl="5" w:tentative="1">
+      <w:start w:val="1"/>
+      <w:numFmt w:val="bullet"/>
+      <w:lvlText w:val=""/>
+      <w:lvlJc w:val="left"/>
+      <w:pPr>
+        <w:tabs>
+          <w:tab w:val="num" w:pos="4320"/>
+        </w:tabs>
+        <w:ind w:left="4320" w:hanging="360"/>
+      </w:pPr>
+      <w:rPr>
+        <w:rFonts w:ascii="Wingdings" w:hAnsi="Wingdings" w:hint="default"/>
+        <w:sz w:val="20"/>
+      </w:rPr>
+    </w:lvl>
+    <w:lvl w:ilvl="6" w:tentative="1">
+      <w:start w:val="1"/>
+      <w:numFmt w:val="bullet"/>
+      <w:lvlText w:val=""/>
+      <w:lvlJc w:val="left"/>
+      <w:pPr>
+        <w:tabs>
+          <w:tab w:val="num" w:pos="5040"/>
+        </w:tabs>
+        <w:ind w:left="5040" w:hanging="360"/>
+      </w:pPr>
+      <w:rPr>
+        <w:rFonts w:ascii="Wingdings" w:hAnsi="Wingdings" w:hint="default"/>
+        <w:sz w:val="20"/>
+      </w:rPr>
+    </w:lvl>
+    <w:lvl w:ilvl="7" w:tentative="1">
+      <w:start w:val="1"/>
+      <w:numFmt w:val="bullet"/>
+      <w:lvlText w:val=""/>
+      <w:lvlJc w:val="left"/>
+      <w:pPr>
+        <w:tabs>
+          <w:tab w:val="num" w:pos="5760"/>
+        </w:tabs>
+        <w:ind w:left="5760" w:hanging="360"/>
+      </w:pPr>
+      <w:rPr>
+        <w:rFonts w:ascii="Wingdings" w:hAnsi="Wingdings" w:hint="default"/>
+        <w:sz w:val="20"/>
+      </w:rPr>
+    </w:lvl>
+    <w:lvl w:ilvl="8" w:tentative="1">
+      <w:start w:val="1"/>
+      <w:numFmt w:val="bullet"/>
+      <w:lvlText w:val=""/>
+      <w:lvlJc w:val="left"/>
+      <w:pPr>
+        <w:tabs>
+          <w:tab w:val="num" w:pos="6480"/>
+        </w:tabs>
+        <w:ind w:left="6480" w:hanging="360"/>
+      </w:pPr>
+      <w:rPr>
+        <w:rFonts w:ascii="Wingdings" w:hAnsi="Wingdings" w:hint="default"/>
+        <w:sz w:val="20"/>
+      </w:rPr>
+    </w:lvl>
+  </w:abstractNum>
+  <w:abstractNum w:abstractNumId="6" w15:restartNumberingAfterBreak="0">
+    <w:nsid w:val="442921FE"/>
+    <w:multiLevelType w:val="multilevel"/>
+    <w:tmpl w:val="8DFCA1E6"/>
+    <w:lvl w:ilvl="0">
+      <w:start w:val="1"/>
+      <w:numFmt w:val="bullet"/>
+      <w:lvlText w:val=""/>
+      <w:lvlJc w:val="left"/>
+      <w:pPr>
+        <w:tabs>
+          <w:tab w:val="num" w:pos="720"/>
+        </w:tabs>
+        <w:ind w:left="720" w:hanging="360"/>
+      </w:pPr>
+      <w:rPr>
+        <w:rFonts w:ascii="Symbol" w:hAnsi="Symbol" w:hint="default"/>
+        <w:sz w:val="20"/>
+      </w:rPr>
+    </w:lvl>
+    <w:lvl w:ilvl="1">
+      <w:start w:val="1"/>
+      <w:numFmt w:val="bullet"/>
+      <w:lvlText w:val="o"/>
+      <w:lvlJc w:val="left"/>
+      <w:pPr>
+        <w:tabs>
+          <w:tab w:val="num" w:pos="1440"/>
+        </w:tabs>
+        <w:ind w:left="1440" w:hanging="360"/>
+      </w:pPr>
+      <w:rPr>
+        <w:rFonts w:ascii="Courier New" w:hAnsi="Courier New" w:hint="default"/>
+        <w:sz w:val="20"/>
+      </w:rPr>
+    </w:lvl>
+    <w:lvl w:ilvl="2" w:tentative="1">
+      <w:start w:val="1"/>
+      <w:numFmt w:val="bullet"/>
+      <w:lvlText w:val=""/>
+      <w:lvlJc w:val="left"/>
+      <w:pPr>
+        <w:tabs>
+          <w:tab w:val="num" w:pos="2160"/>
+        </w:tabs>
+        <w:ind w:left="2160" w:hanging="360"/>
+      </w:pPr>
+      <w:rPr>
+        <w:rFonts w:ascii="Wingdings" w:hAnsi="Wingdings" w:hint="default"/>
+        <w:sz w:val="20"/>
+      </w:rPr>
+    </w:lvl>
+    <w:lvl w:ilvl="3" w:tentative="1">
+      <w:start w:val="1"/>
+      <w:numFmt w:val="bullet"/>
+      <w:lvlText w:val=""/>
+      <w:lvlJc w:val="left"/>
+      <w:pPr>
+        <w:tabs>
+          <w:tab w:val="num" w:pos="2880"/>
+        </w:tabs>
+        <w:ind w:left="2880" w:hanging="360"/>
+      </w:pPr>
+      <w:rPr>
+        <w:rFonts w:ascii="Wingdings" w:hAnsi="Wingdings" w:hint="default"/>
+        <w:sz w:val="20"/>
+      </w:rPr>
+    </w:lvl>
+    <w:lvl w:ilvl="4" w:tentative="1">
+      <w:start w:val="1"/>
+      <w:numFmt w:val="bullet"/>
+      <w:lvlText w:val=""/>
+      <w:lvlJc w:val="left"/>
+      <w:pPr>
+        <w:tabs>
+          <w:tab w:val="num" w:pos="3600"/>
+        </w:tabs>
+        <w:ind w:left="3600" w:hanging="360"/>
+      </w:pPr>
+      <w:rPr>
+        <w:rFonts w:ascii="Wingdings" w:hAnsi="Wingdings" w:hint="default"/>
+        <w:sz w:val="20"/>
+      </w:rPr>
+    </w:lvl>
+    <w:lvl w:ilvl="5" w:tentative="1">
+      <w:start w:val="1"/>
+      <w:numFmt w:val="bullet"/>
+      <w:lvlText w:val=""/>
+      <w:lvlJc w:val="left"/>
+      <w:pPr>
+        <w:tabs>
+          <w:tab w:val="num" w:pos="4320"/>
+        </w:tabs>
+        <w:ind w:left="4320" w:hanging="360"/>
+      </w:pPr>
+      <w:rPr>
+        <w:rFonts w:ascii="Wingdings" w:hAnsi="Wingdings" w:hint="default"/>
+        <w:sz w:val="20"/>
+      </w:rPr>
+    </w:lvl>
+    <w:lvl w:ilvl="6" w:tentative="1">
+      <w:start w:val="1"/>
+      <w:numFmt w:val="bullet"/>
+      <w:lvlText w:val=""/>
+      <w:lvlJc w:val="left"/>
+      <w:pPr>
+        <w:tabs>
+          <w:tab w:val="num" w:pos="5040"/>
+        </w:tabs>
+        <w:ind w:left="5040" w:hanging="360"/>
+      </w:pPr>
+      <w:rPr>
+        <w:rFonts w:ascii="Wingdings" w:hAnsi="Wingdings" w:hint="default"/>
+        <w:sz w:val="20"/>
+      </w:rPr>
+    </w:lvl>
+    <w:lvl w:ilvl="7" w:tentative="1">
+      <w:start w:val="1"/>
+      <w:numFmt w:val="bullet"/>
+      <w:lvlText w:val=""/>
+      <w:lvlJc w:val="left"/>
+      <w:pPr>
+        <w:tabs>
+          <w:tab w:val="num" w:pos="5760"/>
+        </w:tabs>
+        <w:ind w:left="5760" w:hanging="360"/>
+      </w:pPr>
+      <w:rPr>
+        <w:rFonts w:ascii="Wingdings" w:hAnsi="Wingdings" w:hint="default"/>
+        <w:sz w:val="20"/>
+      </w:rPr>
+    </w:lvl>
+    <w:lvl w:ilvl="8" w:tentative="1">
+      <w:start w:val="1"/>
+      <w:numFmt w:val="bullet"/>
+      <w:lvlText w:val=""/>
+      <w:lvlJc w:val="left"/>
+      <w:pPr>
+        <w:tabs>
+          <w:tab w:val="num" w:pos="6480"/>
+        </w:tabs>
+        <w:ind w:left="6480" w:hanging="360"/>
+      </w:pPr>
+      <w:rPr>
+        <w:rFonts w:ascii="Wingdings" w:hAnsi="Wingdings" w:hint="default"/>
+        <w:sz w:val="20"/>
+      </w:rPr>
+    </w:lvl>
+  </w:abstractNum>
+  <w:abstractNum w:abstractNumId="7" w15:restartNumberingAfterBreak="0">
     <w:nsid w:val="503E1E71"/>
     <w:multiLevelType w:val="multilevel"/>
     <w:tmpl w:val="2CEE153C"/>
@@ -1434,7 +3985,7 @@
       </w:rPr>
     </w:lvl>
   </w:abstractNum>
-  <w:abstractNum w:abstractNumId="2" w15:restartNumberingAfterBreak="0">
+  <w:abstractNum w:abstractNumId="8" w15:restartNumberingAfterBreak="0">
     <w:nsid w:val="573F4CD1"/>
     <w:multiLevelType w:val="multilevel"/>
     <w:tmpl w:val="6C12535C"/>
@@ -1583,7 +4134,7 @@
       </w:rPr>
     </w:lvl>
   </w:abstractNum>
-  <w:abstractNum w:abstractNumId="3" w15:restartNumberingAfterBreak="0">
+  <w:abstractNum w:abstractNumId="9" w15:restartNumberingAfterBreak="0">
     <w:nsid w:val="701703BA"/>
     <w:multiLevelType w:val="hybridMultilevel"/>
     <w:tmpl w:val="43C8DF88"/>
@@ -1672,17 +4223,303 @@
       </w:pPr>
     </w:lvl>
   </w:abstractNum>
+  <w:abstractNum w:abstractNumId="10" w15:restartNumberingAfterBreak="0">
+    <w:nsid w:val="762711F1"/>
+    <w:multiLevelType w:val="multilevel"/>
+    <w:tmpl w:val="0C3470EC"/>
+    <w:lvl w:ilvl="0">
+      <w:start w:val="1"/>
+      <w:numFmt w:val="bullet"/>
+      <w:lvlText w:val=""/>
+      <w:lvlJc w:val="left"/>
+      <w:pPr>
+        <w:tabs>
+          <w:tab w:val="num" w:pos="720"/>
+        </w:tabs>
+        <w:ind w:left="720" w:hanging="360"/>
+      </w:pPr>
+      <w:rPr>
+        <w:rFonts w:ascii="Symbol" w:hAnsi="Symbol" w:hint="default"/>
+        <w:sz w:val="20"/>
+      </w:rPr>
+    </w:lvl>
+    <w:lvl w:ilvl="1" w:tentative="1">
+      <w:start w:val="1"/>
+      <w:numFmt w:val="bullet"/>
+      <w:lvlText w:val="o"/>
+      <w:lvlJc w:val="left"/>
+      <w:pPr>
+        <w:tabs>
+          <w:tab w:val="num" w:pos="1440"/>
+        </w:tabs>
+        <w:ind w:left="1440" w:hanging="360"/>
+      </w:pPr>
+      <w:rPr>
+        <w:rFonts w:ascii="Courier New" w:hAnsi="Courier New" w:hint="default"/>
+        <w:sz w:val="20"/>
+      </w:rPr>
+    </w:lvl>
+    <w:lvl w:ilvl="2" w:tentative="1">
+      <w:start w:val="1"/>
+      <w:numFmt w:val="bullet"/>
+      <w:lvlText w:val=""/>
+      <w:lvlJc w:val="left"/>
+      <w:pPr>
+        <w:tabs>
+          <w:tab w:val="num" w:pos="2160"/>
+        </w:tabs>
+        <w:ind w:left="2160" w:hanging="360"/>
+      </w:pPr>
+      <w:rPr>
+        <w:rFonts w:ascii="Wingdings" w:hAnsi="Wingdings" w:hint="default"/>
+        <w:sz w:val="20"/>
+      </w:rPr>
+    </w:lvl>
+    <w:lvl w:ilvl="3" w:tentative="1">
+      <w:start w:val="1"/>
+      <w:numFmt w:val="bullet"/>
+      <w:lvlText w:val=""/>
+      <w:lvlJc w:val="left"/>
+      <w:pPr>
+        <w:tabs>
+          <w:tab w:val="num" w:pos="2880"/>
+        </w:tabs>
+        <w:ind w:left="2880" w:hanging="360"/>
+      </w:pPr>
+      <w:rPr>
+        <w:rFonts w:ascii="Wingdings" w:hAnsi="Wingdings" w:hint="default"/>
+        <w:sz w:val="20"/>
+      </w:rPr>
+    </w:lvl>
+    <w:lvl w:ilvl="4" w:tentative="1">
+      <w:start w:val="1"/>
+      <w:numFmt w:val="bullet"/>
+      <w:lvlText w:val=""/>
+      <w:lvlJc w:val="left"/>
+      <w:pPr>
+        <w:tabs>
+          <w:tab w:val="num" w:pos="3600"/>
+        </w:tabs>
+        <w:ind w:left="3600" w:hanging="360"/>
+      </w:pPr>
+      <w:rPr>
+        <w:rFonts w:ascii="Wingdings" w:hAnsi="Wingdings" w:hint="default"/>
+        <w:sz w:val="20"/>
+      </w:rPr>
+    </w:lvl>
+    <w:lvl w:ilvl="5" w:tentative="1">
+      <w:start w:val="1"/>
+      <w:numFmt w:val="bullet"/>
+      <w:lvlText w:val=""/>
+      <w:lvlJc w:val="left"/>
+      <w:pPr>
+        <w:tabs>
+          <w:tab w:val="num" w:pos="4320"/>
+        </w:tabs>
+        <w:ind w:left="4320" w:hanging="360"/>
+      </w:pPr>
+      <w:rPr>
+        <w:rFonts w:ascii="Wingdings" w:hAnsi="Wingdings" w:hint="default"/>
+        <w:sz w:val="20"/>
+      </w:rPr>
+    </w:lvl>
+    <w:lvl w:ilvl="6" w:tentative="1">
+      <w:start w:val="1"/>
+      <w:numFmt w:val="bullet"/>
+      <w:lvlText w:val=""/>
+      <w:lvlJc w:val="left"/>
+      <w:pPr>
+        <w:tabs>
+          <w:tab w:val="num" w:pos="5040"/>
+        </w:tabs>
+        <w:ind w:left="5040" w:hanging="360"/>
+      </w:pPr>
+      <w:rPr>
+        <w:rFonts w:ascii="Wingdings" w:hAnsi="Wingdings" w:hint="default"/>
+        <w:sz w:val="20"/>
+      </w:rPr>
+    </w:lvl>
+    <w:lvl w:ilvl="7" w:tentative="1">
+      <w:start w:val="1"/>
+      <w:numFmt w:val="bullet"/>
+      <w:lvlText w:val=""/>
+      <w:lvlJc w:val="left"/>
+      <w:pPr>
+        <w:tabs>
+          <w:tab w:val="num" w:pos="5760"/>
+        </w:tabs>
+        <w:ind w:left="5760" w:hanging="360"/>
+      </w:pPr>
+      <w:rPr>
+        <w:rFonts w:ascii="Wingdings" w:hAnsi="Wingdings" w:hint="default"/>
+        <w:sz w:val="20"/>
+      </w:rPr>
+    </w:lvl>
+    <w:lvl w:ilvl="8" w:tentative="1">
+      <w:start w:val="1"/>
+      <w:numFmt w:val="bullet"/>
+      <w:lvlText w:val=""/>
+      <w:lvlJc w:val="left"/>
+      <w:pPr>
+        <w:tabs>
+          <w:tab w:val="num" w:pos="6480"/>
+        </w:tabs>
+        <w:ind w:left="6480" w:hanging="360"/>
+      </w:pPr>
+      <w:rPr>
+        <w:rFonts w:ascii="Wingdings" w:hAnsi="Wingdings" w:hint="default"/>
+        <w:sz w:val="20"/>
+      </w:rPr>
+    </w:lvl>
+  </w:abstractNum>
+  <w:abstractNum w:abstractNumId="11" w15:restartNumberingAfterBreak="0">
+    <w:nsid w:val="790F0E83"/>
+    <w:multiLevelType w:val="multilevel"/>
+    <w:tmpl w:val="BBECC1FE"/>
+    <w:lvl w:ilvl="0">
+      <w:start w:val="1"/>
+      <w:numFmt w:val="decimal"/>
+      <w:lvlText w:val="%1."/>
+      <w:lvlJc w:val="left"/>
+      <w:pPr>
+        <w:tabs>
+          <w:tab w:val="num" w:pos="720"/>
+        </w:tabs>
+        <w:ind w:left="720" w:hanging="360"/>
+      </w:pPr>
+    </w:lvl>
+    <w:lvl w:ilvl="1" w:tentative="1">
+      <w:start w:val="1"/>
+      <w:numFmt w:val="decimal"/>
+      <w:lvlText w:val="%2."/>
+      <w:lvlJc w:val="left"/>
+      <w:pPr>
+        <w:tabs>
+          <w:tab w:val="num" w:pos="1440"/>
+        </w:tabs>
+        <w:ind w:left="1440" w:hanging="360"/>
+      </w:pPr>
+    </w:lvl>
+    <w:lvl w:ilvl="2" w:tentative="1">
+      <w:start w:val="1"/>
+      <w:numFmt w:val="decimal"/>
+      <w:lvlText w:val="%3."/>
+      <w:lvlJc w:val="left"/>
+      <w:pPr>
+        <w:tabs>
+          <w:tab w:val="num" w:pos="2160"/>
+        </w:tabs>
+        <w:ind w:left="2160" w:hanging="360"/>
+      </w:pPr>
+    </w:lvl>
+    <w:lvl w:ilvl="3" w:tentative="1">
+      <w:start w:val="1"/>
+      <w:numFmt w:val="decimal"/>
+      <w:lvlText w:val="%4."/>
+      <w:lvlJc w:val="left"/>
+      <w:pPr>
+        <w:tabs>
+          <w:tab w:val="num" w:pos="2880"/>
+        </w:tabs>
+        <w:ind w:left="2880" w:hanging="360"/>
+      </w:pPr>
+    </w:lvl>
+    <w:lvl w:ilvl="4" w:tentative="1">
+      <w:start w:val="1"/>
+      <w:numFmt w:val="decimal"/>
+      <w:lvlText w:val="%5."/>
+      <w:lvlJc w:val="left"/>
+      <w:pPr>
+        <w:tabs>
+          <w:tab w:val="num" w:pos="3600"/>
+        </w:tabs>
+        <w:ind w:left="3600" w:hanging="360"/>
+      </w:pPr>
+    </w:lvl>
+    <w:lvl w:ilvl="5" w:tentative="1">
+      <w:start w:val="1"/>
+      <w:numFmt w:val="decimal"/>
+      <w:lvlText w:val="%6."/>
+      <w:lvlJc w:val="left"/>
+      <w:pPr>
+        <w:tabs>
+          <w:tab w:val="num" w:pos="4320"/>
+        </w:tabs>
+        <w:ind w:left="4320" w:hanging="360"/>
+      </w:pPr>
+    </w:lvl>
+    <w:lvl w:ilvl="6" w:tentative="1">
+      <w:start w:val="1"/>
+      <w:numFmt w:val="decimal"/>
+      <w:lvlText w:val="%7."/>
+      <w:lvlJc w:val="left"/>
+      <w:pPr>
+        <w:tabs>
+          <w:tab w:val="num" w:pos="5040"/>
+        </w:tabs>
+        <w:ind w:left="5040" w:hanging="360"/>
+      </w:pPr>
+    </w:lvl>
+    <w:lvl w:ilvl="7" w:tentative="1">
+      <w:start w:val="1"/>
+      <w:numFmt w:val="decimal"/>
+      <w:lvlText w:val="%8."/>
+      <w:lvlJc w:val="left"/>
+      <w:pPr>
+        <w:tabs>
+          <w:tab w:val="num" w:pos="5760"/>
+        </w:tabs>
+        <w:ind w:left="5760" w:hanging="360"/>
+      </w:pPr>
+    </w:lvl>
+    <w:lvl w:ilvl="8" w:tentative="1">
+      <w:start w:val="1"/>
+      <w:numFmt w:val="decimal"/>
+      <w:lvlText w:val="%9."/>
+      <w:lvlJc w:val="left"/>
+      <w:pPr>
+        <w:tabs>
+          <w:tab w:val="num" w:pos="6480"/>
+        </w:tabs>
+        <w:ind w:left="6480" w:hanging="360"/>
+      </w:pPr>
+    </w:lvl>
+  </w:abstractNum>
   <w:num w:numId="1" w16cid:durableId="1634752414">
-    <w:abstractNumId w:val="3"/>
+    <w:abstractNumId w:val="9"/>
   </w:num>
   <w:num w:numId="2" w16cid:durableId="1922913286">
+    <w:abstractNumId w:val="7"/>
+  </w:num>
+  <w:num w:numId="3" w16cid:durableId="1184199546">
+    <w:abstractNumId w:val="2"/>
+  </w:num>
+  <w:num w:numId="4" w16cid:durableId="857885874">
+    <w:abstractNumId w:val="8"/>
+  </w:num>
+  <w:num w:numId="5" w16cid:durableId="904680198">
     <w:abstractNumId w:val="1"/>
   </w:num>
-  <w:num w:numId="3" w16cid:durableId="1184199546">
+  <w:num w:numId="6" w16cid:durableId="1127435096">
+    <w:abstractNumId w:val="6"/>
+  </w:num>
+  <w:num w:numId="7" w16cid:durableId="1456100338">
+    <w:abstractNumId w:val="5"/>
+  </w:num>
+  <w:num w:numId="8" w16cid:durableId="1804149377">
+    <w:abstractNumId w:val="4"/>
+  </w:num>
+  <w:num w:numId="9" w16cid:durableId="2067951432">
     <w:abstractNumId w:val="0"/>
   </w:num>
-  <w:num w:numId="4" w16cid:durableId="857885874">
-    <w:abstractNumId w:val="2"/>
+  <w:num w:numId="10" w16cid:durableId="1803838990">
+    <w:abstractNumId w:val="11"/>
+  </w:num>
+  <w:num w:numId="11" w16cid:durableId="1137601460">
+    <w:abstractNumId w:val="10"/>
+  </w:num>
+  <w:num w:numId="12" w16cid:durableId="1409885704">
+    <w:abstractNumId w:val="3"/>
   </w:num>
 </w:numbering>
 </file>
